--- a/docs/togaf_checker_user_guide.docx
+++ b/docs/togaf_checker_user_guide.docx
@@ -84,7 +84,7 @@
         <w:rPr>
           <w:color w:val="404040"/>
         </w:rPr>
-        <w:t xml:space="preserve">1.0.2        </w:t>
+        <w:t xml:space="preserve">1.0.3        </w:t>
       </w:r>
       <w:r>
         <w:rPr>
@@ -96,7 +96,7 @@
         <w:rPr>
           <w:color w:val="404040"/>
         </w:rPr>
-        <w:t>2026-05-18 14:21</w:t>
+        <w:t>2026-05-18 14:43</w:t>
       </w:r>
     </w:p>
     <w:p>
@@ -9761,19 +9761,2577 @@
     </w:p>
     <w:p/>
     <w:p>
-      <w:r>
+      <w:pPr>
+        <w:pStyle w:val="21"/>
+      </w:pPr>
+      <w:r>
+        <w:t xml:space="preserve">5.8  </w:t>
+      </w:r>
+      <w:r>
+        <w:t>合規分數計算方式</w:t>
+      </w:r>
+    </w:p>
+    <w:p>
+      <w:pPr>
+        <w:rPr>
+          <w:lang w:eastAsia="zh-TW"/>
+        </w:rPr>
+      </w:pPr>
+      <w:r>
+        <w:rPr>
+          <w:color w:val="000000"/>
+          <w:lang w:eastAsia="zh-TW"/>
+        </w:rPr>
+        <w:t>每個準則的合規分數（</w:t>
+      </w:r>
+      <w:r>
+        <w:rPr>
+          <w:color w:val="000000"/>
+          <w:lang w:eastAsia="zh-TW"/>
+        </w:rPr>
+        <w:t>0–100%</w:t>
+      </w:r>
+      <w:r>
+        <w:rPr>
+          <w:color w:val="000000"/>
+          <w:lang w:eastAsia="zh-TW"/>
+        </w:rPr>
+        <w:t>）反映該準則違規問題的嚴重程度，採用「嚴重度扣分制」，與掃描的程式碼行數完全無關。</w:t>
+      </w:r>
+    </w:p>
+    <w:p>
+      <w:pPr>
+        <w:rPr>
+          <w:lang w:eastAsia="zh-TW"/>
+        </w:rPr>
+      </w:pPr>
+    </w:p>
+    <w:p>
+      <w:pPr>
+        <w:pStyle w:val="31"/>
+        <w:rPr>
+          <w:lang w:eastAsia="zh-TW"/>
+        </w:rPr>
+      </w:pPr>
+      <w:r>
+        <w:rPr>
+          <w:lang w:eastAsia="zh-TW"/>
+        </w:rPr>
+        <w:t xml:space="preserve">5.8.1  </w:t>
+      </w:r>
+      <w:r>
+        <w:rPr>
+          <w:lang w:eastAsia="zh-TW"/>
+        </w:rPr>
+        <w:t>為何不用「通過行數</w:t>
+      </w:r>
+      <w:r>
+        <w:rPr>
+          <w:lang w:eastAsia="zh-TW"/>
+        </w:rPr>
+        <w:t xml:space="preserve"> / </w:t>
+      </w:r>
+      <w:r>
+        <w:rPr>
+          <w:lang w:eastAsia="zh-TW"/>
+        </w:rPr>
+        <w:t>掃描行數」？</w:t>
+      </w:r>
+    </w:p>
+    <w:p>
+      <w:pPr>
+        <w:rPr>
+          <w:lang w:eastAsia="zh-TW"/>
+        </w:rPr>
+      </w:pPr>
+      <w:r>
+        <w:rPr>
+          <w:color w:val="000000"/>
+          <w:lang w:eastAsia="zh-TW"/>
+        </w:rPr>
+        <w:t>直覺上「掃描</w:t>
+      </w:r>
+      <w:r>
+        <w:rPr>
+          <w:color w:val="000000"/>
+          <w:lang w:eastAsia="zh-TW"/>
+        </w:rPr>
+        <w:t xml:space="preserve"> 7994 </w:t>
+      </w:r>
+      <w:r>
+        <w:rPr>
+          <w:color w:val="000000"/>
+          <w:lang w:eastAsia="zh-TW"/>
+        </w:rPr>
+        <w:t>行，只有</w:t>
+      </w:r>
+      <w:r>
+        <w:rPr>
+          <w:color w:val="000000"/>
+          <w:lang w:eastAsia="zh-TW"/>
+        </w:rPr>
+        <w:t xml:space="preserve"> 9 </w:t>
+      </w:r>
+      <w:r>
+        <w:rPr>
+          <w:color w:val="000000"/>
+          <w:lang w:eastAsia="zh-TW"/>
+        </w:rPr>
+        <w:t>行有問題</w:t>
+      </w:r>
+      <w:r>
+        <w:rPr>
+          <w:color w:val="000000"/>
+          <w:lang w:eastAsia="zh-TW"/>
+        </w:rPr>
+        <w:t xml:space="preserve"> → 99.9% ≈ </w:t>
+      </w:r>
+      <w:r>
+        <w:rPr>
+          <w:color w:val="000000"/>
+          <w:lang w:eastAsia="zh-TW"/>
+        </w:rPr>
+        <w:t>100%</w:t>
+      </w:r>
+      <w:r>
+        <w:rPr>
+          <w:color w:val="000000"/>
+          <w:lang w:eastAsia="zh-TW"/>
+        </w:rPr>
+        <w:t>」看似合理，但在合規報告中這是錯誤的：</w:t>
+      </w:r>
+    </w:p>
+    <w:tbl>
+      <w:tblPr>
+        <w:tblStyle w:val="aff2"/>
+        <w:tblW w:w="0" w:type="auto"/>
+        <w:tblLook w:val="04A0" w:firstRow="1" w:lastRow="0" w:firstColumn="1" w:lastColumn="0" w:noHBand="0" w:noVBand="1"/>
+      </w:tblPr>
+      <w:tblGrid>
+        <w:gridCol w:w="3118"/>
+        <w:gridCol w:w="6236"/>
+      </w:tblGrid>
+      <w:tr>
+        <w:tc>
+          <w:tcPr>
+            <w:tcW w:w="3118" w:type="dxa"/>
+            <w:shd w:val="clear" w:color="auto" w:fill="1F497D"/>
+            <w:vAlign w:val="center"/>
+          </w:tcPr>
+          <w:p>
+            <w:pPr>
+              <w:jc w:val="center"/>
+            </w:pPr>
+            <w:r>
+              <w:rPr>
+                <w:b/>
+                <w:color w:val="FFFFFF"/>
+                <w:sz w:val="20"/>
+              </w:rPr>
+              <w:t>問題</w:t>
+            </w:r>
+          </w:p>
+        </w:tc>
+        <w:tc>
+          <w:tcPr>
+            <w:tcW w:w="6236" w:type="dxa"/>
+            <w:shd w:val="clear" w:color="auto" w:fill="1F497D"/>
+            <w:vAlign w:val="center"/>
+          </w:tcPr>
+          <w:p>
+            <w:pPr>
+              <w:jc w:val="center"/>
+            </w:pPr>
+            <w:r>
+              <w:rPr>
+                <w:b/>
+                <w:color w:val="FFFFFF"/>
+                <w:sz w:val="20"/>
+              </w:rPr>
+              <w:t>說明</w:t>
+            </w:r>
+          </w:p>
+        </w:tc>
+      </w:tr>
+      <w:tr>
+        <w:tc>
+          <w:tcPr>
+            <w:tcW w:w="3118" w:type="dxa"/>
+            <w:shd w:val="clear" w:color="auto" w:fill="C00000"/>
+            <w:vAlign w:val="center"/>
+          </w:tcPr>
+          <w:p>
+            <w:r>
+              <w:rPr>
+                <w:b/>
+                <w:color w:val="FFFFFF"/>
+                <w:sz w:val="20"/>
+              </w:rPr>
+              <w:t>分母膨脹效應</w:t>
+            </w:r>
+          </w:p>
+        </w:tc>
+        <w:tc>
+          <w:tcPr>
+            <w:tcW w:w="6236" w:type="dxa"/>
+            <w:vAlign w:val="center"/>
+          </w:tcPr>
+          <w:p>
+            <w:pPr>
+              <w:rPr>
+                <w:lang w:eastAsia="zh-TW"/>
+              </w:rPr>
+            </w:pPr>
+            <w:r>
+              <w:rPr>
+                <w:color w:val="000000"/>
+                <w:sz w:val="20"/>
+                <w:lang w:eastAsia="zh-TW"/>
+              </w:rPr>
+              <w:t>掃描行數愈多（大型專案），分數愈趨近</w:t>
+            </w:r>
+            <w:r>
+              <w:rPr>
+                <w:color w:val="000000"/>
+                <w:sz w:val="20"/>
+                <w:lang w:eastAsia="zh-TW"/>
+              </w:rPr>
+              <w:t xml:space="preserve"> 100%</w:t>
+            </w:r>
+            <w:r>
+              <w:rPr>
+                <w:color w:val="000000"/>
+                <w:sz w:val="20"/>
+                <w:lang w:eastAsia="zh-TW"/>
+              </w:rPr>
+              <w:t>，與實際風險完全脫鉤。一個有</w:t>
+            </w:r>
+            <w:r>
+              <w:rPr>
+                <w:color w:val="000000"/>
+                <w:sz w:val="20"/>
+                <w:lang w:eastAsia="zh-TW"/>
+              </w:rPr>
+              <w:t xml:space="preserve"> 100 </w:t>
+            </w:r>
+            <w:r>
+              <w:rPr>
+                <w:color w:val="000000"/>
+                <w:sz w:val="20"/>
+                <w:lang w:eastAsia="zh-TW"/>
+              </w:rPr>
+              <w:t>個</w:t>
+            </w:r>
+            <w:r>
+              <w:rPr>
+                <w:color w:val="000000"/>
+                <w:sz w:val="20"/>
+                <w:lang w:eastAsia="zh-TW"/>
+              </w:rPr>
+              <w:t xml:space="preserve"> HIGH </w:t>
+            </w:r>
+            <w:r>
+              <w:rPr>
+                <w:color w:val="000000"/>
+                <w:sz w:val="20"/>
+                <w:lang w:eastAsia="zh-TW"/>
+              </w:rPr>
+              <w:t>問題的大型專案可能比有</w:t>
+            </w:r>
+            <w:r>
+              <w:rPr>
+                <w:color w:val="000000"/>
+                <w:sz w:val="20"/>
+                <w:lang w:eastAsia="zh-TW"/>
+              </w:rPr>
+              <w:t xml:space="preserve"> 2 </w:t>
+            </w:r>
+            <w:r>
+              <w:rPr>
+                <w:color w:val="000000"/>
+                <w:sz w:val="20"/>
+                <w:lang w:eastAsia="zh-TW"/>
+              </w:rPr>
+              <w:t>個</w:t>
+            </w:r>
+            <w:r>
+              <w:rPr>
+                <w:color w:val="000000"/>
+                <w:sz w:val="20"/>
+                <w:lang w:eastAsia="zh-TW"/>
+              </w:rPr>
+              <w:t xml:space="preserve"> HIGH </w:t>
+            </w:r>
+            <w:r>
+              <w:rPr>
+                <w:color w:val="000000"/>
+                <w:sz w:val="20"/>
+                <w:lang w:eastAsia="zh-TW"/>
+              </w:rPr>
+              <w:t>問題的小型專案分數還高。</w:t>
+            </w:r>
+          </w:p>
+        </w:tc>
+      </w:tr>
+      <w:tr>
+        <w:tc>
+          <w:tcPr>
+            <w:tcW w:w="3118" w:type="dxa"/>
+            <w:shd w:val="clear" w:color="auto" w:fill="FFC000"/>
+            <w:vAlign w:val="center"/>
+          </w:tcPr>
+          <w:p>
+            <w:r>
+              <w:rPr>
+                <w:b/>
+                <w:color w:val="FFFFFF"/>
+                <w:sz w:val="20"/>
+              </w:rPr>
+              <w:t>嚴重度不分</w:t>
+            </w:r>
+          </w:p>
+        </w:tc>
+        <w:tc>
+          <w:tcPr>
+            <w:tcW w:w="6236" w:type="dxa"/>
+            <w:vAlign w:val="center"/>
+          </w:tcPr>
+          <w:p>
+            <w:pPr>
+              <w:rPr>
+                <w:lang w:eastAsia="zh-TW"/>
+              </w:rPr>
+            </w:pPr>
+            <w:r>
+              <w:rPr>
+                <w:color w:val="000000"/>
+                <w:sz w:val="20"/>
+                <w:lang w:eastAsia="zh-TW"/>
+              </w:rPr>
+              <w:t xml:space="preserve">1 </w:t>
+            </w:r>
+            <w:r>
+              <w:rPr>
+                <w:color w:val="000000"/>
+                <w:sz w:val="20"/>
+                <w:lang w:eastAsia="zh-TW"/>
+              </w:rPr>
+              <w:t>個</w:t>
+            </w:r>
+            <w:r>
+              <w:rPr>
+                <w:color w:val="000000"/>
+                <w:sz w:val="20"/>
+                <w:lang w:eastAsia="zh-TW"/>
+              </w:rPr>
+              <w:t xml:space="preserve"> HIGH </w:t>
+            </w:r>
+            <w:r>
+              <w:rPr>
+                <w:color w:val="000000"/>
+                <w:sz w:val="20"/>
+                <w:lang w:eastAsia="zh-TW"/>
+              </w:rPr>
+              <w:t>和</w:t>
+            </w:r>
+            <w:r>
+              <w:rPr>
+                <w:color w:val="000000"/>
+                <w:sz w:val="20"/>
+                <w:lang w:eastAsia="zh-TW"/>
+              </w:rPr>
+              <w:t xml:space="preserve"> 1 </w:t>
+            </w:r>
+            <w:r>
+              <w:rPr>
+                <w:color w:val="000000"/>
+                <w:sz w:val="20"/>
+                <w:lang w:eastAsia="zh-TW"/>
+              </w:rPr>
+              <w:t>個</w:t>
+            </w:r>
+            <w:r>
+              <w:rPr>
+                <w:color w:val="000000"/>
+                <w:sz w:val="20"/>
+                <w:lang w:eastAsia="zh-TW"/>
+              </w:rPr>
+              <w:t xml:space="preserve"> LOW </w:t>
+            </w:r>
+            <w:r>
+              <w:rPr>
+                <w:color w:val="000000"/>
+                <w:sz w:val="20"/>
+                <w:lang w:eastAsia="zh-TW"/>
+              </w:rPr>
+              <w:t>在行數分母下扣的分完全相同，無法反映兩者天差地遠的風險等級。</w:t>
+            </w:r>
+          </w:p>
+        </w:tc>
+      </w:tr>
+    </w:tbl>
+    <w:p>
+      <w:pPr>
+        <w:rPr>
+          <w:lang w:eastAsia="zh-TW"/>
+        </w:rPr>
+      </w:pPr>
+    </w:p>
+    <w:p>
+      <w:pPr>
+        <w:pStyle w:val="31"/>
+        <w:rPr>
+          <w:lang w:eastAsia="zh-TW"/>
+        </w:rPr>
+      </w:pPr>
+      <w:r>
+        <w:rPr>
+          <w:lang w:eastAsia="zh-TW"/>
+        </w:rPr>
+        <w:t xml:space="preserve">5.8.2  </w:t>
+      </w:r>
+      <w:r>
+        <w:rPr>
+          <w:lang w:eastAsia="zh-TW"/>
+        </w:rPr>
+        <w:t>扣分公式</w:t>
+      </w:r>
+    </w:p>
+    <w:p>
+      <w:pPr>
+        <w:rPr>
+          <w:lang w:eastAsia="zh-TW"/>
+        </w:rPr>
+      </w:pPr>
+      <w:r>
+        <w:rPr>
+          <w:b/>
+          <w:color w:val="000000"/>
+          <w:lang w:eastAsia="zh-TW"/>
+        </w:rPr>
+        <w:t>去重單位：</w:t>
+      </w:r>
+      <w:r>
+        <w:rPr>
+          <w:b/>
+          <w:color w:val="000000"/>
+          <w:lang w:eastAsia="zh-TW"/>
+        </w:rPr>
+        <w:t>(</w:t>
+      </w:r>
+      <w:r>
+        <w:rPr>
+          <w:b/>
+          <w:color w:val="000000"/>
+          <w:lang w:eastAsia="zh-TW"/>
+        </w:rPr>
+        <w:t>規則名稱</w:t>
+      </w:r>
+      <w:r>
+        <w:rPr>
+          <w:b/>
+          <w:color w:val="000000"/>
+          <w:lang w:eastAsia="zh-TW"/>
+        </w:rPr>
+        <w:t xml:space="preserve"> + </w:t>
+      </w:r>
+      <w:r>
+        <w:rPr>
+          <w:b/>
+          <w:color w:val="000000"/>
+          <w:lang w:eastAsia="zh-TW"/>
+        </w:rPr>
+        <w:t>檔案路徑</w:t>
+      </w:r>
+      <w:r>
+        <w:rPr>
+          <w:b/>
+          <w:color w:val="000000"/>
+          <w:lang w:eastAsia="zh-TW"/>
+        </w:rPr>
+        <w:t xml:space="preserve">) </w:t>
+      </w:r>
+      <w:r>
+        <w:rPr>
+          <w:b/>
+          <w:color w:val="000000"/>
+          <w:lang w:eastAsia="zh-TW"/>
+        </w:rPr>
+        <w:t>組合</w:t>
+      </w:r>
+    </w:p>
+    <w:p>
+      <w:pPr>
+        <w:rPr>
+          <w:lang w:eastAsia="zh-TW"/>
+        </w:rPr>
+      </w:pPr>
+      <w:r>
+        <w:rPr>
+          <w:color w:val="000000"/>
+          <w:lang w:eastAsia="zh-TW"/>
+        </w:rPr>
+        <w:t>同一個規則在同一個檔案的多行觸發，只算一次（修好這個檔案就解決了）。但同一個規則出現在不同檔案，則每個檔案各算一次（每個地方都要修）。</w:t>
+      </w:r>
+    </w:p>
+    <w:p>
+      <w:pPr>
+        <w:rPr>
+          <w:lang w:eastAsia="zh-TW"/>
+        </w:rPr>
+      </w:pPr>
+    </w:p>
+    <w:tbl>
+      <w:tblPr>
+        <w:tblStyle w:val="aff2"/>
+        <w:tblW w:w="0" w:type="auto"/>
+        <w:tblLook w:val="04A0" w:firstRow="1" w:lastRow="0" w:firstColumn="1" w:lastColumn="0" w:noHBand="0" w:noVBand="1"/>
+      </w:tblPr>
+      <w:tblGrid>
+        <w:gridCol w:w="1701"/>
+        <w:gridCol w:w="1984"/>
+        <w:gridCol w:w="1984"/>
+        <w:gridCol w:w="3685"/>
+      </w:tblGrid>
+      <w:tr>
+        <w:tc>
+          <w:tcPr>
+            <w:tcW w:w="1701" w:type="dxa"/>
+            <w:shd w:val="clear" w:color="auto" w:fill="1F497D"/>
+            <w:vAlign w:val="center"/>
+          </w:tcPr>
+          <w:p>
+            <w:pPr>
+              <w:jc w:val="center"/>
+            </w:pPr>
+            <w:r>
+              <w:rPr>
+                <w:b/>
+                <w:color w:val="FFFFFF"/>
+                <w:sz w:val="20"/>
+              </w:rPr>
+              <w:t>嚴重度</w:t>
+            </w:r>
+          </w:p>
+        </w:tc>
+        <w:tc>
+          <w:tcPr>
+            <w:tcW w:w="1984" w:type="dxa"/>
+            <w:shd w:val="clear" w:color="auto" w:fill="1F497D"/>
+            <w:vAlign w:val="center"/>
+          </w:tcPr>
+          <w:p>
+            <w:pPr>
+              <w:jc w:val="center"/>
+            </w:pPr>
+            <w:r>
+              <w:rPr>
+                <w:b/>
+                <w:color w:val="FFFFFF"/>
+                <w:sz w:val="20"/>
+              </w:rPr>
+              <w:t>每個</w:t>
+            </w:r>
+            <w:r>
+              <w:rPr>
+                <w:b/>
+                <w:color w:val="FFFFFF"/>
+                <w:sz w:val="20"/>
+              </w:rPr>
+              <w:t xml:space="preserve"> (</w:t>
+            </w:r>
+            <w:r>
+              <w:rPr>
+                <w:b/>
+                <w:color w:val="FFFFFF"/>
+                <w:sz w:val="20"/>
+              </w:rPr>
+              <w:t>規則</w:t>
+            </w:r>
+            <w:r>
+              <w:rPr>
+                <w:b/>
+                <w:color w:val="FFFFFF"/>
+                <w:sz w:val="20"/>
+              </w:rPr>
+              <w:t>+</w:t>
+            </w:r>
+            <w:r>
+              <w:rPr>
+                <w:b/>
+                <w:color w:val="FFFFFF"/>
+                <w:sz w:val="20"/>
+              </w:rPr>
+              <w:t>檔案</w:t>
+            </w:r>
+            <w:r>
+              <w:rPr>
+                <w:b/>
+                <w:color w:val="FFFFFF"/>
+                <w:sz w:val="20"/>
+              </w:rPr>
+              <w:t xml:space="preserve">) </w:t>
+            </w:r>
+            <w:r>
+              <w:rPr>
+                <w:b/>
+                <w:color w:val="FFFFFF"/>
+                <w:sz w:val="20"/>
+              </w:rPr>
+              <w:t>扣分</w:t>
+            </w:r>
+          </w:p>
+        </w:tc>
+        <w:tc>
+          <w:tcPr>
+            <w:tcW w:w="1984" w:type="dxa"/>
+            <w:shd w:val="clear" w:color="auto" w:fill="1F497D"/>
+            <w:vAlign w:val="center"/>
+          </w:tcPr>
+          <w:p>
+            <w:pPr>
+              <w:jc w:val="center"/>
+            </w:pPr>
+            <w:r>
+              <w:rPr>
+                <w:b/>
+                <w:color w:val="FFFFFF"/>
+                <w:sz w:val="20"/>
+              </w:rPr>
+              <w:t>單一準則扣分上限</w:t>
+            </w:r>
+          </w:p>
+        </w:tc>
+        <w:tc>
+          <w:tcPr>
+            <w:tcW w:w="3685" w:type="dxa"/>
+            <w:shd w:val="clear" w:color="auto" w:fill="1F497D"/>
+            <w:vAlign w:val="center"/>
+          </w:tcPr>
+          <w:p>
+            <w:pPr>
+              <w:jc w:val="center"/>
+            </w:pPr>
+            <w:r>
+              <w:rPr>
+                <w:b/>
+                <w:color w:val="FFFFFF"/>
+                <w:sz w:val="20"/>
+              </w:rPr>
+              <w:t>上限設計原因</w:t>
+            </w:r>
+          </w:p>
+        </w:tc>
+      </w:tr>
+      <w:tr>
+        <w:tc>
+          <w:tcPr>
+            <w:tcW w:w="1701" w:type="dxa"/>
+            <w:shd w:val="clear" w:color="auto" w:fill="C00000"/>
+            <w:vAlign w:val="center"/>
+          </w:tcPr>
+          <w:p>
+            <w:pPr>
+              <w:jc w:val="center"/>
+            </w:pPr>
+            <w:r>
+              <w:rPr>
+                <w:b/>
+                <w:color w:val="FFFFFF"/>
+                <w:sz w:val="20"/>
+              </w:rPr>
+              <w:t>HIGH</w:t>
+            </w:r>
+          </w:p>
+        </w:tc>
+        <w:tc>
+          <w:tcPr>
+            <w:tcW w:w="1984" w:type="dxa"/>
+            <w:vAlign w:val="center"/>
+          </w:tcPr>
+          <w:p>
+            <w:pPr>
+              <w:jc w:val="center"/>
+            </w:pPr>
+            <w:r>
+              <w:rPr>
+                <w:b/>
+                <w:color w:val="000000"/>
+                <w:sz w:val="20"/>
+              </w:rPr>
+              <w:t xml:space="preserve">-20 </w:t>
+            </w:r>
+            <w:r>
+              <w:rPr>
+                <w:b/>
+                <w:color w:val="000000"/>
+                <w:sz w:val="20"/>
+              </w:rPr>
+              <w:t>分</w:t>
+            </w:r>
+          </w:p>
+        </w:tc>
+        <w:tc>
+          <w:tcPr>
+            <w:tcW w:w="1984" w:type="dxa"/>
+            <w:vAlign w:val="center"/>
+          </w:tcPr>
+          <w:p>
+            <w:pPr>
+              <w:jc w:val="center"/>
+            </w:pPr>
+            <w:r>
+              <w:rPr>
+                <w:color w:val="000000"/>
+                <w:sz w:val="20"/>
+              </w:rPr>
+              <w:t>最多</w:t>
+            </w:r>
+            <w:r>
+              <w:rPr>
+                <w:color w:val="000000"/>
+                <w:sz w:val="20"/>
+              </w:rPr>
+              <w:t xml:space="preserve"> -60 </w:t>
+            </w:r>
+            <w:r>
+              <w:rPr>
+                <w:color w:val="000000"/>
+                <w:sz w:val="20"/>
+              </w:rPr>
+              <w:t>分（</w:t>
+            </w:r>
+            <w:r>
+              <w:rPr>
+                <w:color w:val="000000"/>
+                <w:sz w:val="20"/>
+              </w:rPr>
+              <w:t xml:space="preserve">3 </w:t>
+            </w:r>
+            <w:r>
+              <w:rPr>
+                <w:color w:val="000000"/>
+                <w:sz w:val="20"/>
+              </w:rPr>
+              <w:t>組合）</w:t>
+            </w:r>
+          </w:p>
+        </w:tc>
+        <w:tc>
+          <w:tcPr>
+            <w:tcW w:w="3685" w:type="dxa"/>
+            <w:vAlign w:val="center"/>
+          </w:tcPr>
+          <w:p>
+            <w:pPr>
+              <w:rPr>
+                <w:lang w:eastAsia="zh-TW"/>
+              </w:rPr>
+            </w:pPr>
+            <w:r>
+              <w:rPr>
+                <w:color w:val="000000"/>
+                <w:sz w:val="20"/>
+                <w:lang w:eastAsia="zh-TW"/>
+              </w:rPr>
+              <w:t xml:space="preserve">≥3 </w:t>
+            </w:r>
+            <w:r>
+              <w:rPr>
+                <w:color w:val="000000"/>
+                <w:sz w:val="20"/>
+                <w:lang w:eastAsia="zh-TW"/>
+              </w:rPr>
+              <w:t>個</w:t>
+            </w:r>
+            <w:r>
+              <w:rPr>
+                <w:color w:val="000000"/>
+                <w:sz w:val="20"/>
+                <w:lang w:eastAsia="zh-TW"/>
+              </w:rPr>
+              <w:t xml:space="preserve"> HIGH </w:t>
+            </w:r>
+            <w:r>
+              <w:rPr>
+                <w:color w:val="000000"/>
+                <w:sz w:val="20"/>
+                <w:lang w:eastAsia="zh-TW"/>
+              </w:rPr>
+              <w:t>組合已足夠反映「嚴重失守」；追加問題不再加深懲罰</w:t>
+            </w:r>
+          </w:p>
+        </w:tc>
+      </w:tr>
+      <w:tr>
+        <w:tc>
+          <w:tcPr>
+            <w:tcW w:w="1701" w:type="dxa"/>
+            <w:shd w:val="clear" w:color="auto" w:fill="FFC000"/>
+            <w:vAlign w:val="center"/>
+          </w:tcPr>
+          <w:p>
+            <w:pPr>
+              <w:jc w:val="center"/>
+            </w:pPr>
+            <w:r>
+              <w:rPr>
+                <w:b/>
+                <w:color w:val="FFFFFF"/>
+                <w:sz w:val="20"/>
+              </w:rPr>
+              <w:t>MEDIUM</w:t>
+            </w:r>
+          </w:p>
+        </w:tc>
+        <w:tc>
+          <w:tcPr>
+            <w:tcW w:w="1984" w:type="dxa"/>
+            <w:vAlign w:val="center"/>
+          </w:tcPr>
+          <w:p>
+            <w:pPr>
+              <w:jc w:val="center"/>
+            </w:pPr>
+            <w:r>
+              <w:rPr>
+                <w:b/>
+                <w:color w:val="000000"/>
+                <w:sz w:val="20"/>
+              </w:rPr>
+              <w:t xml:space="preserve">-10 </w:t>
+            </w:r>
+            <w:r>
+              <w:rPr>
+                <w:b/>
+                <w:color w:val="000000"/>
+                <w:sz w:val="20"/>
+              </w:rPr>
+              <w:t>分</w:t>
+            </w:r>
+          </w:p>
+        </w:tc>
+        <w:tc>
+          <w:tcPr>
+            <w:tcW w:w="1984" w:type="dxa"/>
+            <w:vAlign w:val="center"/>
+          </w:tcPr>
+          <w:p>
+            <w:pPr>
+              <w:jc w:val="center"/>
+            </w:pPr>
+            <w:r>
+              <w:rPr>
+                <w:color w:val="000000"/>
+                <w:sz w:val="20"/>
+              </w:rPr>
+              <w:t>最多</w:t>
+            </w:r>
+            <w:r>
+              <w:rPr>
+                <w:color w:val="000000"/>
+                <w:sz w:val="20"/>
+              </w:rPr>
+              <w:t xml:space="preserve"> -40 </w:t>
+            </w:r>
+            <w:r>
+              <w:rPr>
+                <w:color w:val="000000"/>
+                <w:sz w:val="20"/>
+              </w:rPr>
+              <w:t>分（</w:t>
+            </w:r>
+            <w:r>
+              <w:rPr>
+                <w:color w:val="000000"/>
+                <w:sz w:val="20"/>
+              </w:rPr>
+              <w:t xml:space="preserve">4 </w:t>
+            </w:r>
+            <w:r>
+              <w:rPr>
+                <w:color w:val="000000"/>
+                <w:sz w:val="20"/>
+              </w:rPr>
+              <w:t>組合）</w:t>
+            </w:r>
+          </w:p>
+        </w:tc>
+        <w:tc>
+          <w:tcPr>
+            <w:tcW w:w="3685" w:type="dxa"/>
+            <w:vAlign w:val="center"/>
+          </w:tcPr>
+          <w:p>
+            <w:pPr>
+              <w:rPr>
+                <w:lang w:eastAsia="zh-TW"/>
+              </w:rPr>
+            </w:pPr>
+            <w:r>
+              <w:rPr>
+                <w:color w:val="000000"/>
+                <w:sz w:val="20"/>
+                <w:lang w:eastAsia="zh-TW"/>
+              </w:rPr>
+              <w:t>中風險問題多時代表系統性問題，但不至於完全不合格</w:t>
+            </w:r>
+          </w:p>
+        </w:tc>
+      </w:tr>
+      <w:tr>
+        <w:tc>
+          <w:tcPr>
+            <w:tcW w:w="1701" w:type="dxa"/>
+            <w:shd w:val="clear" w:color="auto" w:fill="2E74B5"/>
+            <w:vAlign w:val="center"/>
+          </w:tcPr>
+          <w:p>
+            <w:pPr>
+              <w:jc w:val="center"/>
+            </w:pPr>
+            <w:r>
+              <w:rPr>
+                <w:b/>
+                <w:color w:val="FFFFFF"/>
+                <w:sz w:val="20"/>
+              </w:rPr>
+              <w:t>LOW</w:t>
+            </w:r>
+          </w:p>
+        </w:tc>
+        <w:tc>
+          <w:tcPr>
+            <w:tcW w:w="1984" w:type="dxa"/>
+            <w:vAlign w:val="center"/>
+          </w:tcPr>
+          <w:p>
+            <w:pPr>
+              <w:jc w:val="center"/>
+            </w:pPr>
+            <w:r>
+              <w:rPr>
+                <w:b/>
+                <w:color w:val="000000"/>
+                <w:sz w:val="20"/>
+              </w:rPr>
+              <w:t xml:space="preserve"> -4 </w:t>
+            </w:r>
+            <w:r>
+              <w:rPr>
+                <w:b/>
+                <w:color w:val="000000"/>
+                <w:sz w:val="20"/>
+              </w:rPr>
+              <w:t>分</w:t>
+            </w:r>
+          </w:p>
+        </w:tc>
+        <w:tc>
+          <w:tcPr>
+            <w:tcW w:w="1984" w:type="dxa"/>
+            <w:vAlign w:val="center"/>
+          </w:tcPr>
+          <w:p>
+            <w:pPr>
+              <w:jc w:val="center"/>
+            </w:pPr>
+            <w:r>
+              <w:rPr>
+                <w:color w:val="000000"/>
+                <w:sz w:val="20"/>
+              </w:rPr>
+              <w:t>最多</w:t>
+            </w:r>
+            <w:r>
+              <w:rPr>
+                <w:color w:val="000000"/>
+                <w:sz w:val="20"/>
+              </w:rPr>
+              <w:t xml:space="preserve"> -20 </w:t>
+            </w:r>
+            <w:r>
+              <w:rPr>
+                <w:color w:val="000000"/>
+                <w:sz w:val="20"/>
+              </w:rPr>
+              <w:t>分（</w:t>
+            </w:r>
+            <w:r>
+              <w:rPr>
+                <w:color w:val="000000"/>
+                <w:sz w:val="20"/>
+              </w:rPr>
+              <w:t xml:space="preserve">5 </w:t>
+            </w:r>
+            <w:r>
+              <w:rPr>
+                <w:color w:val="000000"/>
+                <w:sz w:val="20"/>
+              </w:rPr>
+              <w:t>組</w:t>
+            </w:r>
+            <w:r>
+              <w:rPr>
+                <w:color w:val="000000"/>
+                <w:sz w:val="20"/>
+              </w:rPr>
+              <w:lastRenderedPageBreak/>
+              <w:t>合）</w:t>
+            </w:r>
+          </w:p>
+        </w:tc>
+        <w:tc>
+          <w:tcPr>
+            <w:tcW w:w="3685" w:type="dxa"/>
+            <w:vAlign w:val="center"/>
+          </w:tcPr>
+          <w:p>
+            <w:pPr>
+              <w:rPr>
+                <w:lang w:eastAsia="zh-TW"/>
+              </w:rPr>
+            </w:pPr>
+            <w:r>
+              <w:rPr>
+                <w:color w:val="000000"/>
+                <w:sz w:val="20"/>
+                <w:lang w:eastAsia="zh-TW"/>
+              </w:rPr>
+              <w:lastRenderedPageBreak/>
+              <w:t xml:space="preserve">LOW </w:t>
+            </w:r>
+            <w:r>
+              <w:rPr>
+                <w:color w:val="000000"/>
+                <w:sz w:val="20"/>
+                <w:lang w:eastAsia="zh-TW"/>
+              </w:rPr>
+              <w:t>問題（如缺</w:t>
+            </w:r>
+            <w:r>
+              <w:rPr>
+                <w:color w:val="000000"/>
+                <w:sz w:val="20"/>
+                <w:lang w:eastAsia="zh-TW"/>
+              </w:rPr>
+              <w:t xml:space="preserve"> null </w:t>
+            </w:r>
+            <w:r>
+              <w:rPr>
+                <w:color w:val="000000"/>
+                <w:sz w:val="20"/>
+                <w:lang w:eastAsia="zh-TW"/>
+              </w:rPr>
+              <w:t>防禦）即使遍佈</w:t>
+            </w:r>
+            <w:r>
+              <w:rPr>
+                <w:color w:val="000000"/>
+                <w:sz w:val="20"/>
+                <w:lang w:eastAsia="zh-TW"/>
+              </w:rPr>
+              <w:t xml:space="preserve"> </w:t>
+            </w:r>
+            <w:r>
+              <w:rPr>
+                <w:color w:val="000000"/>
+                <w:sz w:val="20"/>
+                <w:lang w:eastAsia="zh-TW"/>
+              </w:rPr>
+              <w:lastRenderedPageBreak/>
+              <w:t xml:space="preserve">26 </w:t>
+            </w:r>
+            <w:r>
+              <w:rPr>
+                <w:color w:val="000000"/>
+                <w:sz w:val="20"/>
+                <w:lang w:eastAsia="zh-TW"/>
+              </w:rPr>
+              <w:t>個檔案，也不應讓分數歸零</w:t>
+            </w:r>
+          </w:p>
+        </w:tc>
+      </w:tr>
+    </w:tbl>
+    <w:p>
+      <w:pPr>
+        <w:rPr>
+          <w:lang w:eastAsia="zh-TW"/>
+        </w:rPr>
+      </w:pPr>
+    </w:p>
+    <w:p>
+      <w:pPr>
+        <w:shd w:val="clear" w:color="auto" w:fill="F2F2F2"/>
+      </w:pPr>
+      <w:r>
+        <w:rPr>
+          <w:rFonts w:ascii="Courier New" w:hAnsi="Courier New"/>
+          <w:sz w:val="18"/>
+        </w:rPr>
+        <w:t>score = 100</w:t>
+      </w:r>
+      <w:r>
+        <w:rPr>
+          <w:rFonts w:ascii="Courier New" w:hAnsi="Courier New"/>
+          <w:sz w:val="18"/>
+        </w:rPr>
+        <w:br/>
+        <w:t xml:space="preserve">      - min(HIGH   unique (rule+file) count × 20,  60)</w:t>
+      </w:r>
+      <w:r>
+        <w:rPr>
+          <w:rFonts w:ascii="Courier New" w:hAnsi="Courier New"/>
+          <w:sz w:val="18"/>
+        </w:rPr>
+        <w:br/>
+        <w:t xml:space="preserve">      - min(MEDIUM unique (rule+file) count × 10,  40)</w:t>
+      </w:r>
+      <w:r>
+        <w:rPr>
+          <w:rFonts w:ascii="Courier New" w:hAnsi="Courier New"/>
+          <w:sz w:val="18"/>
+        </w:rPr>
+        <w:br/>
+      </w:r>
+      <w:r>
+        <w:rPr>
+          <w:rFonts w:ascii="Courier New" w:hAnsi="Courier New"/>
+          <w:sz w:val="18"/>
+        </w:rPr>
+        <w:t xml:space="preserve">      - min(LOW    unique (rule+file) count ×  4,  20)</w:t>
+      </w:r>
+      <w:r>
+        <w:rPr>
+          <w:rFonts w:ascii="Courier New" w:hAnsi="Courier New"/>
+          <w:sz w:val="18"/>
+        </w:rPr>
+        <w:br/>
+        <w:t xml:space="preserve">score = max(0, score)   # </w:t>
+      </w:r>
+      <w:r>
+        <w:rPr>
+          <w:rFonts w:ascii="Courier New" w:hAnsi="Courier New"/>
+          <w:sz w:val="18"/>
+        </w:rPr>
+        <w:t>最低</w:t>
+      </w:r>
+      <w:r>
+        <w:rPr>
+          <w:rFonts w:ascii="Courier New" w:hAnsi="Courier New"/>
+          <w:sz w:val="18"/>
+        </w:rPr>
+        <w:t xml:space="preserve"> 0%</w:t>
+      </w:r>
+    </w:p>
+    <w:p/>
+    <w:p>
+      <w:pPr>
+        <w:pStyle w:val="31"/>
+      </w:pPr>
+      <w:r>
+        <w:t xml:space="preserve">5.8.3  </w:t>
+      </w:r>
+      <w:r>
+        <w:t>分數色彩閾值</w:t>
+      </w:r>
+    </w:p>
+    <w:tbl>
+      <w:tblPr>
+        <w:tblStyle w:val="aff2"/>
+        <w:tblW w:w="0" w:type="auto"/>
+        <w:tblLook w:val="04A0" w:firstRow="1" w:lastRow="0" w:firstColumn="1" w:lastColumn="0" w:noHBand="0" w:noVBand="1"/>
+      </w:tblPr>
+      <w:tblGrid>
+        <w:gridCol w:w="1984"/>
+        <w:gridCol w:w="2551"/>
+        <w:gridCol w:w="4819"/>
+      </w:tblGrid>
+      <w:tr>
+        <w:tc>
+          <w:tcPr>
+            <w:tcW w:w="1984" w:type="dxa"/>
+            <w:shd w:val="clear" w:color="auto" w:fill="1F497D"/>
+            <w:vAlign w:val="center"/>
+          </w:tcPr>
+          <w:p>
+            <w:pPr>
+              <w:jc w:val="center"/>
+            </w:pPr>
+            <w:r>
+              <w:rPr>
+                <w:b/>
+                <w:color w:val="FFFFFF"/>
+                <w:sz w:val="20"/>
+              </w:rPr>
+              <w:t>分數範圍</w:t>
+            </w:r>
+          </w:p>
+        </w:tc>
+        <w:tc>
+          <w:tcPr>
+            <w:tcW w:w="2551" w:type="dxa"/>
+            <w:shd w:val="clear" w:color="auto" w:fill="1F497D"/>
+            <w:vAlign w:val="center"/>
+          </w:tcPr>
+          <w:p>
+            <w:pPr>
+              <w:jc w:val="center"/>
+            </w:pPr>
+            <w:r>
+              <w:rPr>
+                <w:b/>
+                <w:color w:val="FFFFFF"/>
+                <w:sz w:val="20"/>
+              </w:rPr>
+              <w:t>顏色</w:t>
+            </w:r>
+          </w:p>
+        </w:tc>
+        <w:tc>
+          <w:tcPr>
+            <w:tcW w:w="4819" w:type="dxa"/>
+            <w:shd w:val="clear" w:color="auto" w:fill="1F497D"/>
+            <w:vAlign w:val="center"/>
+          </w:tcPr>
+          <w:p>
+            <w:pPr>
+              <w:jc w:val="center"/>
+            </w:pPr>
+            <w:r>
+              <w:rPr>
+                <w:b/>
+                <w:color w:val="FFFFFF"/>
+                <w:sz w:val="20"/>
+              </w:rPr>
+              <w:t>判讀</w:t>
+            </w:r>
+          </w:p>
+        </w:tc>
+      </w:tr>
+      <w:tr>
+        <w:tc>
+          <w:tcPr>
+            <w:tcW w:w="1984" w:type="dxa"/>
+            <w:shd w:val="clear" w:color="auto" w:fill="70AD47"/>
+            <w:vAlign w:val="center"/>
+          </w:tcPr>
+          <w:p>
+            <w:pPr>
+              <w:jc w:val="center"/>
+            </w:pPr>
+            <w:r>
+              <w:rPr>
+                <w:b/>
+                <w:color w:val="FFFFFF"/>
+                <w:sz w:val="20"/>
+              </w:rPr>
+              <w:t>80% – 100%</w:t>
+            </w:r>
+          </w:p>
+        </w:tc>
+        <w:tc>
+          <w:tcPr>
+            <w:tcW w:w="2551" w:type="dxa"/>
+            <w:vAlign w:val="center"/>
+          </w:tcPr>
+          <w:p>
+            <w:pPr>
+              <w:jc w:val="center"/>
+            </w:pPr>
+            <w:r>
+              <w:rPr>
+                <w:b/>
+                <w:color w:val="000000"/>
+                <w:sz w:val="20"/>
+              </w:rPr>
+              <w:t>綠色</w:t>
+            </w:r>
+            <w:r>
+              <w:rPr>
+                <w:b/>
+                <w:color w:val="000000"/>
+                <w:sz w:val="20"/>
+              </w:rPr>
+              <w:t xml:space="preserve">  ✅</w:t>
+            </w:r>
+          </w:p>
+        </w:tc>
+        <w:tc>
+          <w:tcPr>
+            <w:tcW w:w="4819" w:type="dxa"/>
+            <w:vAlign w:val="center"/>
+          </w:tcPr>
+          <w:p>
+            <w:pPr>
+              <w:rPr>
+                <w:lang w:eastAsia="zh-TW"/>
+              </w:rPr>
+            </w:pPr>
+            <w:r>
+              <w:rPr>
+                <w:color w:val="000000"/>
+                <w:sz w:val="20"/>
+                <w:lang w:eastAsia="zh-TW"/>
+              </w:rPr>
+              <w:t>合格：問題數量與嚴重度在可接受範圍內</w:t>
+            </w:r>
+          </w:p>
+        </w:tc>
+      </w:tr>
+      <w:tr>
+        <w:tc>
+          <w:tcPr>
+            <w:tcW w:w="1984" w:type="dxa"/>
+            <w:shd w:val="clear" w:color="auto" w:fill="FFC000"/>
+            <w:vAlign w:val="center"/>
+          </w:tcPr>
+          <w:p>
+            <w:pPr>
+              <w:jc w:val="center"/>
+            </w:pPr>
+            <w:r>
+              <w:rPr>
+                <w:b/>
+                <w:color w:val="FFFFFF"/>
+                <w:sz w:val="20"/>
+              </w:rPr>
+              <w:t>60% – 79%</w:t>
+            </w:r>
+          </w:p>
+        </w:tc>
+        <w:tc>
+          <w:tcPr>
+            <w:tcW w:w="2551" w:type="dxa"/>
+            <w:vAlign w:val="center"/>
+          </w:tcPr>
+          <w:p>
+            <w:pPr>
+              <w:jc w:val="center"/>
+            </w:pPr>
+            <w:r>
+              <w:rPr>
+                <w:b/>
+                <w:color w:val="000000"/>
+                <w:sz w:val="20"/>
+              </w:rPr>
+              <w:t>橙色</w:t>
+            </w:r>
+            <w:r>
+              <w:rPr>
+                <w:b/>
+                <w:color w:val="000000"/>
+                <w:sz w:val="20"/>
+              </w:rPr>
+              <w:t xml:space="preserve">  ⚠</w:t>
+            </w:r>
+            <w:r>
+              <w:rPr>
+                <w:b/>
+                <w:color w:val="000000"/>
+                <w:sz w:val="20"/>
+              </w:rPr>
+              <w:t>️</w:t>
+            </w:r>
+          </w:p>
+        </w:tc>
+        <w:tc>
+          <w:tcPr>
+            <w:tcW w:w="4819" w:type="dxa"/>
+            <w:vAlign w:val="center"/>
+          </w:tcPr>
+          <w:p>
+            <w:pPr>
+              <w:rPr>
+                <w:lang w:eastAsia="zh-TW"/>
+              </w:rPr>
+            </w:pPr>
+            <w:r>
+              <w:rPr>
+                <w:color w:val="000000"/>
+                <w:sz w:val="20"/>
+                <w:lang w:eastAsia="zh-TW"/>
+              </w:rPr>
+              <w:t>需改善：有中風險或多個低風險問題，建議本版本修正</w:t>
+            </w:r>
+          </w:p>
+        </w:tc>
+      </w:tr>
+      <w:tr>
+        <w:tc>
+          <w:tcPr>
+            <w:tcW w:w="1984" w:type="dxa"/>
+            <w:shd w:val="clear" w:color="auto" w:fill="C00000"/>
+            <w:vAlign w:val="center"/>
+          </w:tcPr>
+          <w:p>
+            <w:pPr>
+              <w:jc w:val="center"/>
+            </w:pPr>
+            <w:r>
+              <w:rPr>
+                <w:b/>
+                <w:color w:val="FFFFFF"/>
+                <w:sz w:val="20"/>
+              </w:rPr>
+              <w:t>0% – 59%</w:t>
+            </w:r>
+          </w:p>
+        </w:tc>
+        <w:tc>
+          <w:tcPr>
+            <w:tcW w:w="2551" w:type="dxa"/>
+            <w:vAlign w:val="center"/>
+          </w:tcPr>
+          <w:p>
+            <w:pPr>
+              <w:jc w:val="center"/>
+            </w:pPr>
+            <w:r>
+              <w:rPr>
+                <w:b/>
+                <w:color w:val="000000"/>
+                <w:sz w:val="20"/>
+              </w:rPr>
+              <w:t>紅色</w:t>
+            </w:r>
+            <w:r>
+              <w:rPr>
+                <w:b/>
+                <w:color w:val="000000"/>
+                <w:sz w:val="20"/>
+              </w:rPr>
+              <w:t xml:space="preserve">  ❌</w:t>
+            </w:r>
+          </w:p>
+        </w:tc>
+        <w:tc>
+          <w:tcPr>
+            <w:tcW w:w="4819" w:type="dxa"/>
+            <w:vAlign w:val="center"/>
+          </w:tcPr>
+          <w:p>
+            <w:pPr>
+              <w:rPr>
+                <w:lang w:eastAsia="zh-TW"/>
+              </w:rPr>
+            </w:pPr>
+            <w:r>
+              <w:rPr>
+                <w:color w:val="000000"/>
+                <w:sz w:val="20"/>
+                <w:lang w:eastAsia="zh-TW"/>
+              </w:rPr>
+              <w:t>不合格：存在高風險問題，應列為優先修正項目</w:t>
+            </w:r>
+          </w:p>
+        </w:tc>
+      </w:tr>
+    </w:tbl>
+    <w:p>
+      <w:pPr>
+        <w:rPr>
+          <w:lang w:eastAsia="zh-TW"/>
+        </w:rPr>
+      </w:pPr>
+    </w:p>
+    <w:p>
+      <w:pPr>
+        <w:pStyle w:val="31"/>
+      </w:pPr>
+      <w:r>
+        <w:t xml:space="preserve">5.8.4  </w:t>
+      </w:r>
+      <w:r>
+        <w:t>實際範例：</w:t>
+      </w:r>
+      <w:r>
+        <w:t xml:space="preserve">P15 </w:t>
+      </w:r>
+      <w:r>
+        <w:t>Data Security</w:t>
+      </w:r>
+    </w:p>
+    <w:p>
+      <w:r>
+        <w:rPr>
+          <w:color w:val="000000"/>
+        </w:rPr>
+        <w:t>以下為本工具掃描台水專案後，</w:t>
+      </w:r>
+      <w:r>
+        <w:rPr>
+          <w:color w:val="000000"/>
+        </w:rPr>
+        <w:t xml:space="preserve">P15 </w:t>
+      </w:r>
+      <w:r>
+        <w:rPr>
+          <w:color w:val="000000"/>
+        </w:rPr>
+        <w:t>的實際計算過程：</w:t>
+      </w:r>
+    </w:p>
+    <w:p/>
+    <w:tbl>
+      <w:tblPr>
+        <w:tblStyle w:val="aff2"/>
+        <w:tblW w:w="0" w:type="auto"/>
+        <w:tblLook w:val="04A0" w:firstRow="1" w:lastRow="0" w:firstColumn="1" w:lastColumn="0" w:noHBand="0" w:noVBand="1"/>
+      </w:tblPr>
+      <w:tblGrid>
+        <w:gridCol w:w="1020"/>
+        <w:gridCol w:w="2948"/>
+        <w:gridCol w:w="1417"/>
+        <w:gridCol w:w="1417"/>
+        <w:gridCol w:w="1134"/>
+      </w:tblGrid>
+      <w:tr>
+        <w:tc>
+          <w:tcPr>
+            <w:tcW w:w="1020" w:type="dxa"/>
+            <w:shd w:val="clear" w:color="auto" w:fill="1F497D"/>
+            <w:vAlign w:val="center"/>
+          </w:tcPr>
+          <w:p>
+            <w:pPr>
+              <w:jc w:val="center"/>
+            </w:pPr>
+            <w:r>
+              <w:rPr>
+                <w:b/>
+                <w:color w:val="FFFFFF"/>
+                <w:sz w:val="20"/>
+              </w:rPr>
+              <w:t>嚴重度</w:t>
+            </w:r>
+          </w:p>
+        </w:tc>
+        <w:tc>
+          <w:tcPr>
+            <w:tcW w:w="2948" w:type="dxa"/>
+            <w:shd w:val="clear" w:color="auto" w:fill="1F497D"/>
+            <w:vAlign w:val="center"/>
+          </w:tcPr>
+          <w:p>
+            <w:pPr>
+              <w:jc w:val="center"/>
+            </w:pPr>
+            <w:r>
+              <w:rPr>
+                <w:b/>
+                <w:color w:val="FFFFFF"/>
+                <w:sz w:val="20"/>
+              </w:rPr>
+              <w:t>(</w:t>
+            </w:r>
+            <w:r>
+              <w:rPr>
+                <w:b/>
+                <w:color w:val="FFFFFF"/>
+                <w:sz w:val="20"/>
+              </w:rPr>
+              <w:t>規則名稱</w:t>
+            </w:r>
+            <w:r>
+              <w:rPr>
+                <w:b/>
+                <w:color w:val="FFFFFF"/>
+                <w:sz w:val="20"/>
+              </w:rPr>
+              <w:t xml:space="preserve"> + </w:t>
+            </w:r>
+            <w:r>
+              <w:rPr>
+                <w:b/>
+                <w:color w:val="FFFFFF"/>
+                <w:sz w:val="20"/>
+              </w:rPr>
+              <w:t>檔案</w:t>
+            </w:r>
+            <w:r>
+              <w:rPr>
+                <w:b/>
+                <w:color w:val="FFFFFF"/>
+                <w:sz w:val="20"/>
+              </w:rPr>
+              <w:t>)</w:t>
+            </w:r>
+          </w:p>
+        </w:tc>
+        <w:tc>
+          <w:tcPr>
+            <w:tcW w:w="1417" w:type="dxa"/>
+            <w:shd w:val="clear" w:color="auto" w:fill="1F497D"/>
+            <w:vAlign w:val="center"/>
+          </w:tcPr>
+          <w:p>
+            <w:pPr>
+              <w:jc w:val="center"/>
+            </w:pPr>
+            <w:r>
+              <w:rPr>
+                <w:b/>
+                <w:color w:val="FFFFFF"/>
+                <w:sz w:val="20"/>
+              </w:rPr>
+              <w:t>行號</w:t>
+            </w:r>
+          </w:p>
+        </w:tc>
+        <w:tc>
+          <w:tcPr>
+            <w:tcW w:w="1417" w:type="dxa"/>
+            <w:shd w:val="clear" w:color="auto" w:fill="1F497D"/>
+            <w:vAlign w:val="center"/>
+          </w:tcPr>
+          <w:p>
+            <w:pPr>
+              <w:jc w:val="center"/>
+            </w:pPr>
+            <w:r>
+              <w:rPr>
+                <w:b/>
+                <w:color w:val="FFFFFF"/>
+                <w:sz w:val="20"/>
+              </w:rPr>
+              <w:t>去重後算幾次</w:t>
+            </w:r>
+          </w:p>
+        </w:tc>
+        <w:tc>
+          <w:tcPr>
+            <w:tcW w:w="1134" w:type="dxa"/>
+            <w:shd w:val="clear" w:color="auto" w:fill="1F497D"/>
+            <w:vAlign w:val="center"/>
+          </w:tcPr>
+          <w:p>
+            <w:pPr>
+              <w:jc w:val="center"/>
+            </w:pPr>
+            <w:r>
+              <w:rPr>
+                <w:b/>
+                <w:color w:val="FFFFFF"/>
+                <w:sz w:val="20"/>
+              </w:rPr>
+              <w:t>扣分</w:t>
+            </w:r>
+          </w:p>
+        </w:tc>
+      </w:tr>
+      <w:tr>
+        <w:tc>
+          <w:tcPr>
+            <w:tcW w:w="1020" w:type="dxa"/>
+            <w:shd w:val="clear" w:color="auto" w:fill="C00000"/>
+            <w:vAlign w:val="center"/>
+          </w:tcPr>
+          <w:p>
+            <w:pPr>
+              <w:jc w:val="center"/>
+            </w:pPr>
+            <w:r>
+              <w:rPr>
+                <w:b/>
+                <w:color w:val="FFFFFF"/>
+                <w:sz w:val="18"/>
+              </w:rPr>
+              <w:t>HIGH</w:t>
+            </w:r>
+          </w:p>
+        </w:tc>
+        <w:tc>
+          <w:tcPr>
+            <w:tcW w:w="2948" w:type="dxa"/>
+            <w:vAlign w:val="center"/>
+          </w:tcPr>
+          <w:p>
+            <w:r>
+              <w:rPr>
+                <w:color w:val="000000"/>
+                <w:sz w:val="18"/>
+              </w:rPr>
+              <w:t>isTokenRequired=false  ×  SSOLoginLogApiImpl.java</w:t>
+            </w:r>
+          </w:p>
+        </w:tc>
+        <w:tc>
+          <w:tcPr>
+            <w:tcW w:w="1417" w:type="dxa"/>
+            <w:vAlign w:val="center"/>
+          </w:tcPr>
+          <w:p>
+            <w:pPr>
+              <w:jc w:val="center"/>
+            </w:pPr>
+            <w:r>
+              <w:rPr>
+                <w:color w:val="000000"/>
+                <w:sz w:val="18"/>
+              </w:rPr>
+              <w:t>29, 39</w:t>
+            </w:r>
+          </w:p>
+        </w:tc>
+        <w:tc>
+          <w:tcPr>
+            <w:tcW w:w="1417" w:type="dxa"/>
+            <w:vAlign w:val="center"/>
+          </w:tcPr>
+          <w:p>
+            <w:pPr>
+              <w:jc w:val="center"/>
+            </w:pPr>
+            <w:r>
+              <w:rPr>
+                <w:color w:val="000000"/>
+                <w:sz w:val="18"/>
+              </w:rPr>
+              <w:t xml:space="preserve">1 </w:t>
+            </w:r>
+            <w:r>
+              <w:rPr>
+                <w:color w:val="000000"/>
+                <w:sz w:val="18"/>
+              </w:rPr>
+              <w:t>次（同檔案）</w:t>
+            </w:r>
+          </w:p>
+        </w:tc>
+        <w:tc>
+          <w:tcPr>
+            <w:tcW w:w="1134" w:type="dxa"/>
+            <w:vAlign w:val="center"/>
+          </w:tcPr>
+          <w:p>
+            <w:pPr>
+              <w:jc w:val="center"/>
+            </w:pPr>
+            <w:r>
+              <w:rPr>
+                <w:b/>
+                <w:color w:val="000000"/>
+                <w:sz w:val="20"/>
+              </w:rPr>
+              <w:t>-20</w:t>
+            </w:r>
+          </w:p>
+        </w:tc>
+      </w:tr>
+      <w:tr>
+        <w:tc>
+          <w:tcPr>
+            <w:tcW w:w="1020" w:type="dxa"/>
+            <w:shd w:val="clear" w:color="auto" w:fill="C00000"/>
+            <w:vAlign w:val="center"/>
+          </w:tcPr>
+          <w:p>
+            <w:pPr>
+              <w:jc w:val="center"/>
+            </w:pPr>
+            <w:r>
+              <w:rPr>
+                <w:b/>
+                <w:color w:val="FFFFFF"/>
+                <w:sz w:val="18"/>
+              </w:rPr>
+              <w:t>HIGH</w:t>
+            </w:r>
+          </w:p>
+        </w:tc>
+        <w:tc>
+          <w:tcPr>
+            <w:tcW w:w="2948" w:type="dxa"/>
+            <w:vAlign w:val="center"/>
+          </w:tcPr>
+          <w:p>
+            <w:r>
+              <w:rPr>
+                <w:color w:val="000000"/>
+                <w:sz w:val="18"/>
+              </w:rPr>
+              <w:t>isTokenRequired=false  ×  ChatMessageSummaryApiImpl.java</w:t>
+            </w:r>
+          </w:p>
+        </w:tc>
+        <w:tc>
+          <w:tcPr>
+            <w:tcW w:w="1417" w:type="dxa"/>
+            <w:vAlign w:val="center"/>
+          </w:tcPr>
+          <w:p>
+            <w:pPr>
+              <w:jc w:val="center"/>
+            </w:pPr>
+            <w:r>
+              <w:rPr>
+                <w:color w:val="000000"/>
+                <w:sz w:val="18"/>
+              </w:rPr>
+              <w:t>17</w:t>
+            </w:r>
+          </w:p>
+        </w:tc>
+        <w:tc>
+          <w:tcPr>
+            <w:tcW w:w="1417" w:type="dxa"/>
+            <w:vAlign w:val="center"/>
+          </w:tcPr>
+          <w:p>
+            <w:pPr>
+              <w:jc w:val="center"/>
+            </w:pPr>
+            <w:r>
+              <w:rPr>
+                <w:color w:val="000000"/>
+                <w:sz w:val="18"/>
+              </w:rPr>
+              <w:t xml:space="preserve">1 </w:t>
+            </w:r>
+            <w:r>
+              <w:rPr>
+                <w:color w:val="000000"/>
+                <w:sz w:val="18"/>
+              </w:rPr>
+              <w:t>次</w:t>
+            </w:r>
+          </w:p>
+        </w:tc>
+        <w:tc>
+          <w:tcPr>
+            <w:tcW w:w="1134" w:type="dxa"/>
+            <w:vAlign w:val="center"/>
+          </w:tcPr>
+          <w:p>
+            <w:pPr>
+              <w:jc w:val="center"/>
+            </w:pPr>
+            <w:r>
+              <w:rPr>
+                <w:b/>
+                <w:color w:val="000000"/>
+                <w:sz w:val="20"/>
+              </w:rPr>
+              <w:t>-20</w:t>
+            </w:r>
+          </w:p>
+        </w:tc>
+      </w:tr>
+      <w:tr>
+        <w:tc>
+          <w:tcPr>
+            <w:tcW w:w="1020" w:type="dxa"/>
+            <w:shd w:val="clear" w:color="auto" w:fill="C00000"/>
+            <w:vAlign w:val="center"/>
+          </w:tcPr>
+          <w:p>
+            <w:pPr>
+              <w:jc w:val="center"/>
+            </w:pPr>
+            <w:r>
+              <w:rPr>
+                <w:b/>
+                <w:color w:val="FFFFFF"/>
+                <w:sz w:val="18"/>
+              </w:rPr>
+              <w:t>HIGH</w:t>
+            </w:r>
+          </w:p>
+        </w:tc>
+        <w:tc>
+          <w:tcPr>
+            <w:tcW w:w="2948" w:type="dxa"/>
+            <w:vAlign w:val="center"/>
+          </w:tcPr>
+          <w:p>
+            <w:r>
+              <w:rPr>
+                <w:color w:val="000000"/>
+                <w:sz w:val="18"/>
+              </w:rPr>
+              <w:t>硬編碼密碼</w:t>
+            </w:r>
+            <w:r>
+              <w:rPr>
+                <w:color w:val="000000"/>
+                <w:sz w:val="18"/>
+              </w:rPr>
+              <w:t>/</w:t>
+            </w:r>
+            <w:r>
+              <w:rPr>
+                <w:color w:val="000000"/>
+                <w:sz w:val="18"/>
+              </w:rPr>
+              <w:t>金鑰</w:t>
+            </w:r>
+            <w:r>
+              <w:rPr>
+                <w:color w:val="000000"/>
+                <w:sz w:val="18"/>
+              </w:rPr>
+              <w:t xml:space="preserve">  ×  </w:t>
+            </w:r>
+            <w:r>
+              <w:rPr>
+                <w:color w:val="000000"/>
+                <w:sz w:val="18"/>
+              </w:rPr>
+              <w:t>autologin.jsp</w:t>
+            </w:r>
+          </w:p>
+        </w:tc>
+        <w:tc>
+          <w:tcPr>
+            <w:tcW w:w="1417" w:type="dxa"/>
+            <w:vAlign w:val="center"/>
+          </w:tcPr>
+          <w:p>
+            <w:pPr>
+              <w:jc w:val="center"/>
+            </w:pPr>
+            <w:r>
+              <w:rPr>
+                <w:color w:val="000000"/>
+                <w:sz w:val="18"/>
+              </w:rPr>
+              <w:t>32,78,106</w:t>
+            </w:r>
+          </w:p>
+        </w:tc>
+        <w:tc>
+          <w:tcPr>
+            <w:tcW w:w="1417" w:type="dxa"/>
+            <w:vAlign w:val="center"/>
+          </w:tcPr>
+          <w:p>
+            <w:pPr>
+              <w:jc w:val="center"/>
+            </w:pPr>
+            <w:r>
+              <w:rPr>
+                <w:color w:val="000000"/>
+                <w:sz w:val="18"/>
+              </w:rPr>
+              <w:t xml:space="preserve">1 </w:t>
+            </w:r>
+            <w:r>
+              <w:rPr>
+                <w:color w:val="000000"/>
+                <w:sz w:val="18"/>
+              </w:rPr>
+              <w:t>次（同檔案）</w:t>
+            </w:r>
+          </w:p>
+        </w:tc>
+        <w:tc>
+          <w:tcPr>
+            <w:tcW w:w="1134" w:type="dxa"/>
+            <w:vAlign w:val="center"/>
+          </w:tcPr>
+          <w:p>
+            <w:pPr>
+              <w:jc w:val="center"/>
+            </w:pPr>
+            <w:r>
+              <w:rPr>
+                <w:b/>
+                <w:color w:val="000000"/>
+                <w:sz w:val="20"/>
+              </w:rPr>
+              <w:t>-20</w:t>
+            </w:r>
+          </w:p>
+        </w:tc>
+      </w:tr>
+      <w:tr>
+        <w:tc>
+          <w:tcPr>
+            <w:tcW w:w="1020" w:type="dxa"/>
+            <w:shd w:val="clear" w:color="auto" w:fill="FFC000"/>
+            <w:vAlign w:val="center"/>
+          </w:tcPr>
+          <w:p>
+            <w:pPr>
+              <w:jc w:val="center"/>
+            </w:pPr>
+            <w:r>
+              <w:rPr>
+                <w:b/>
+                <w:color w:val="FFFFFF"/>
+                <w:sz w:val="18"/>
+              </w:rPr>
+              <w:t>MEDIUM</w:t>
+            </w:r>
+          </w:p>
+        </w:tc>
+        <w:tc>
+          <w:tcPr>
+            <w:tcW w:w="2948" w:type="dxa"/>
+            <w:vAlign w:val="center"/>
+          </w:tcPr>
+          <w:p>
+            <w:r>
+              <w:rPr>
+                <w:color w:val="000000"/>
+                <w:sz w:val="18"/>
+              </w:rPr>
+              <w:t xml:space="preserve">CORS </w:t>
+            </w:r>
+            <w:r>
+              <w:rPr>
+                <w:color w:val="000000"/>
+                <w:sz w:val="18"/>
+              </w:rPr>
+              <w:t>萬用字元</w:t>
+            </w:r>
+            <w:r>
+              <w:rPr>
+                <w:color w:val="000000"/>
+                <w:sz w:val="18"/>
+              </w:rPr>
+              <w:t xml:space="preserve"> (*)  ×  login.jsp</w:t>
+            </w:r>
+          </w:p>
+        </w:tc>
+        <w:tc>
+          <w:tcPr>
+            <w:tcW w:w="1417" w:type="dxa"/>
+            <w:vAlign w:val="center"/>
+          </w:tcPr>
+          <w:p>
+            <w:pPr>
+              <w:jc w:val="center"/>
+            </w:pPr>
+            <w:r>
+              <w:rPr>
+                <w:color w:val="000000"/>
+                <w:sz w:val="18"/>
+              </w:rPr>
+              <w:t>8</w:t>
+            </w:r>
+          </w:p>
+        </w:tc>
+        <w:tc>
+          <w:tcPr>
+            <w:tcW w:w="1417" w:type="dxa"/>
+            <w:vAlign w:val="center"/>
+          </w:tcPr>
+          <w:p>
+            <w:pPr>
+              <w:jc w:val="center"/>
+            </w:pPr>
+            <w:r>
+              <w:rPr>
+                <w:color w:val="000000"/>
+                <w:sz w:val="18"/>
+              </w:rPr>
+              <w:t xml:space="preserve">1 </w:t>
+            </w:r>
+            <w:r>
+              <w:rPr>
+                <w:color w:val="000000"/>
+                <w:sz w:val="18"/>
+              </w:rPr>
+              <w:t>次</w:t>
+            </w:r>
+          </w:p>
+        </w:tc>
+        <w:tc>
+          <w:tcPr>
+            <w:tcW w:w="1134" w:type="dxa"/>
+            <w:vAlign w:val="center"/>
+          </w:tcPr>
+          <w:p>
+            <w:pPr>
+              <w:jc w:val="center"/>
+            </w:pPr>
+            <w:r>
+              <w:rPr>
+                <w:b/>
+                <w:color w:val="000000"/>
+                <w:sz w:val="20"/>
+              </w:rPr>
+              <w:t>-10</w:t>
+            </w:r>
+          </w:p>
+        </w:tc>
+      </w:tr>
+      <w:tr>
+        <w:tc>
+          <w:tcPr>
+            <w:tcW w:w="1020" w:type="dxa"/>
+            <w:shd w:val="clear" w:color="auto" w:fill="FFC000"/>
+            <w:vAlign w:val="center"/>
+          </w:tcPr>
+          <w:p>
+            <w:pPr>
+              <w:jc w:val="center"/>
+            </w:pPr>
+            <w:r>
+              <w:rPr>
+                <w:b/>
+                <w:color w:val="FFFFFF"/>
+                <w:sz w:val="18"/>
+              </w:rPr>
+              <w:t>MEDIUM</w:t>
+            </w:r>
+          </w:p>
+        </w:tc>
+        <w:tc>
+          <w:tcPr>
+            <w:tcW w:w="2948" w:type="dxa"/>
+            <w:vAlign w:val="center"/>
+          </w:tcPr>
+          <w:p>
+            <w:r>
+              <w:rPr>
+                <w:color w:val="000000"/>
+                <w:sz w:val="18"/>
+              </w:rPr>
+              <w:t>缺授權框架</w:t>
+            </w:r>
+            <w:r>
+              <w:rPr>
+                <w:color w:val="000000"/>
+                <w:sz w:val="18"/>
+              </w:rPr>
+              <w:t xml:space="preserve">  ×  (</w:t>
+            </w:r>
+            <w:r>
+              <w:rPr>
+                <w:color w:val="000000"/>
+                <w:sz w:val="18"/>
+              </w:rPr>
+              <w:t>全域</w:t>
+            </w:r>
+            <w:r>
+              <w:rPr>
+                <w:color w:val="000000"/>
+                <w:sz w:val="18"/>
+              </w:rPr>
+              <w:t>)</w:t>
+            </w:r>
+          </w:p>
+        </w:tc>
+        <w:tc>
+          <w:tcPr>
+            <w:tcW w:w="1417" w:type="dxa"/>
+            <w:vAlign w:val="center"/>
+          </w:tcPr>
+          <w:p>
+            <w:pPr>
+              <w:jc w:val="center"/>
+            </w:pPr>
+            <w:r>
+              <w:rPr>
+                <w:color w:val="000000"/>
+                <w:sz w:val="18"/>
+              </w:rPr>
+              <w:t>-</w:t>
+            </w:r>
+          </w:p>
+        </w:tc>
+        <w:tc>
+          <w:tcPr>
+            <w:tcW w:w="1417" w:type="dxa"/>
+            <w:vAlign w:val="center"/>
+          </w:tcPr>
+          <w:p>
+            <w:pPr>
+              <w:jc w:val="center"/>
+            </w:pPr>
+            <w:r>
+              <w:rPr>
+                <w:color w:val="000000"/>
+                <w:sz w:val="18"/>
+              </w:rPr>
+              <w:t xml:space="preserve">1 </w:t>
+            </w:r>
+            <w:r>
+              <w:rPr>
+                <w:color w:val="000000"/>
+                <w:sz w:val="18"/>
+              </w:rPr>
+              <w:t>次</w:t>
+            </w:r>
+          </w:p>
+        </w:tc>
+        <w:tc>
+          <w:tcPr>
+            <w:tcW w:w="1134" w:type="dxa"/>
+            <w:vAlign w:val="center"/>
+          </w:tcPr>
+          <w:p>
+            <w:pPr>
+              <w:jc w:val="center"/>
+            </w:pPr>
+            <w:r>
+              <w:rPr>
+                <w:b/>
+                <w:color w:val="000000"/>
+                <w:sz w:val="20"/>
+              </w:rPr>
+              <w:t>-10</w:t>
+            </w:r>
+          </w:p>
+        </w:tc>
+      </w:tr>
+      <w:tr>
+        <w:tc>
+          <w:tcPr>
+            <w:tcW w:w="1020" w:type="dxa"/>
+            <w:shd w:val="clear" w:color="auto" w:fill="FFC000"/>
+            <w:vAlign w:val="center"/>
+          </w:tcPr>
+          <w:p>
+            <w:pPr>
+              <w:jc w:val="center"/>
+            </w:pPr>
+            <w:r>
+              <w:rPr>
+                <w:b/>
+                <w:color w:val="FFFFFF"/>
+                <w:sz w:val="18"/>
+              </w:rPr>
+              <w:t>MEDIUM</w:t>
+            </w:r>
+          </w:p>
+        </w:tc>
+        <w:tc>
+          <w:tcPr>
+            <w:tcW w:w="2948" w:type="dxa"/>
+            <w:vAlign w:val="center"/>
+          </w:tcPr>
+          <w:p>
+            <w:r>
+              <w:rPr>
+                <w:color w:val="000000"/>
+                <w:sz w:val="18"/>
+              </w:rPr>
+              <w:t>缺加密實作</w:t>
+            </w:r>
+            <w:r>
+              <w:rPr>
+                <w:color w:val="000000"/>
+                <w:sz w:val="18"/>
+              </w:rPr>
+              <w:t xml:space="preserve">  ×  (</w:t>
+            </w:r>
+            <w:r>
+              <w:rPr>
+                <w:color w:val="000000"/>
+                <w:sz w:val="18"/>
+              </w:rPr>
+              <w:t>全域</w:t>
+            </w:r>
+            <w:r>
+              <w:rPr>
+                <w:color w:val="000000"/>
+                <w:sz w:val="18"/>
+              </w:rPr>
+              <w:t>)</w:t>
+            </w:r>
+          </w:p>
+        </w:tc>
+        <w:tc>
+          <w:tcPr>
+            <w:tcW w:w="1417" w:type="dxa"/>
+            <w:vAlign w:val="center"/>
+          </w:tcPr>
+          <w:p>
+            <w:pPr>
+              <w:jc w:val="center"/>
+            </w:pPr>
+            <w:r>
+              <w:rPr>
+                <w:color w:val="000000"/>
+                <w:sz w:val="18"/>
+              </w:rPr>
+              <w:t>-</w:t>
+            </w:r>
+          </w:p>
+        </w:tc>
+        <w:tc>
+          <w:tcPr>
+            <w:tcW w:w="1417" w:type="dxa"/>
+            <w:vAlign w:val="center"/>
+          </w:tcPr>
+          <w:p>
+            <w:pPr>
+              <w:jc w:val="center"/>
+            </w:pPr>
+            <w:r>
+              <w:rPr>
+                <w:color w:val="000000"/>
+                <w:sz w:val="18"/>
+              </w:rPr>
+              <w:t xml:space="preserve">1 </w:t>
+            </w:r>
+            <w:r>
+              <w:rPr>
+                <w:color w:val="000000"/>
+                <w:sz w:val="18"/>
+              </w:rPr>
+              <w:t>次</w:t>
+            </w:r>
+          </w:p>
+        </w:tc>
+        <w:tc>
+          <w:tcPr>
+            <w:tcW w:w="1134" w:type="dxa"/>
+            <w:vAlign w:val="center"/>
+          </w:tcPr>
+          <w:p>
+            <w:pPr>
+              <w:jc w:val="center"/>
+            </w:pPr>
+            <w:r>
+              <w:rPr>
+                <w:b/>
+                <w:color w:val="000000"/>
+                <w:sz w:val="20"/>
+              </w:rPr>
+              <w:t>-10</w:t>
+            </w:r>
+          </w:p>
+        </w:tc>
+      </w:tr>
+      <w:tr>
+        <w:tc>
+          <w:tcPr>
+            <w:tcW w:w="1020" w:type="dxa"/>
+          </w:tcPr>
+          <w:p/>
+        </w:tc>
+        <w:tc>
+          <w:tcPr>
+            <w:tcW w:w="2948" w:type="dxa"/>
+          </w:tcPr>
+          <w:p/>
+        </w:tc>
+        <w:tc>
+          <w:tcPr>
+            <w:tcW w:w="1417" w:type="dxa"/>
+          </w:tcPr>
+          <w:p/>
+        </w:tc>
+        <w:tc>
+          <w:tcPr>
+            <w:tcW w:w="1417" w:type="dxa"/>
+          </w:tcPr>
+          <w:p/>
+        </w:tc>
+        <w:tc>
+          <w:tcPr>
+            <w:tcW w:w="1134" w:type="dxa"/>
+          </w:tcPr>
+          <w:p/>
+        </w:tc>
+      </w:tr>
+    </w:tbl>
+    <w:p/>
+    <w:p>
+      <w:pPr>
+        <w:shd w:val="clear" w:color="auto" w:fill="F2F2F2"/>
+      </w:pPr>
+      <w:r>
+        <w:rPr>
+          <w:rFonts w:ascii="Courier New" w:hAnsi="Courier New"/>
+          <w:sz w:val="18"/>
+        </w:rPr>
+        <w:t xml:space="preserve">HIGH   </w:t>
+      </w:r>
+      <w:r>
+        <w:rPr>
+          <w:rFonts w:ascii="Courier New" w:hAnsi="Courier New"/>
+          <w:sz w:val="18"/>
+        </w:rPr>
+        <w:t>扣分</w:t>
+      </w:r>
+      <w:r>
+        <w:rPr>
+          <w:rFonts w:ascii="Courier New" w:hAnsi="Courier New"/>
+          <w:sz w:val="18"/>
+        </w:rPr>
+        <w:t xml:space="preserve"> = min(3 × 20, 60) = min(60, 60) = 60</w:t>
+      </w:r>
+      <w:r>
+        <w:rPr>
+          <w:rFonts w:ascii="Courier New" w:hAnsi="Courier New"/>
+          <w:sz w:val="18"/>
+        </w:rPr>
+        <w:br/>
+        <w:t xml:space="preserve">MEDIUM </w:t>
+      </w:r>
+      <w:r>
+        <w:rPr>
+          <w:rFonts w:ascii="Courier New" w:hAnsi="Courier New"/>
+          <w:sz w:val="18"/>
+        </w:rPr>
+        <w:t>扣分</w:t>
+      </w:r>
+      <w:r>
+        <w:rPr>
+          <w:rFonts w:ascii="Courier New" w:hAnsi="Courier New"/>
+          <w:sz w:val="18"/>
+        </w:rPr>
+        <w:t xml:space="preserve"> = min(3 × 10, 40) = min(30, 40) = 30</w:t>
+      </w:r>
+      <w:r>
+        <w:rPr>
+          <w:rFonts w:ascii="Courier New" w:hAnsi="Courier New"/>
+          <w:sz w:val="18"/>
+        </w:rPr>
+        <w:br/>
+      </w:r>
+      <w:r>
+        <w:rPr>
+          <w:rFonts w:ascii="Courier New" w:hAnsi="Courier New"/>
+          <w:sz w:val="18"/>
+        </w:rPr>
+        <w:t xml:space="preserve">LOW    </w:t>
+      </w:r>
+      <w:r>
+        <w:rPr>
+          <w:rFonts w:ascii="Courier New" w:hAnsi="Courier New"/>
+          <w:sz w:val="18"/>
+        </w:rPr>
+        <w:t>扣分</w:t>
+      </w:r>
+      <w:r>
+        <w:rPr>
+          <w:rFonts w:ascii="Courier New" w:hAnsi="Courier New"/>
+          <w:sz w:val="18"/>
+        </w:rPr>
+        <w:t xml:space="preserve"> = 0</w:t>
+      </w:r>
+      <w:r>
+        <w:rPr>
+          <w:rFonts w:ascii="Courier New" w:hAnsi="Courier New"/>
+          <w:sz w:val="18"/>
+        </w:rPr>
+        <w:br/>
+      </w:r>
+      <w:r>
+        <w:rPr>
+          <w:rFonts w:ascii="Courier New" w:hAnsi="Courier New"/>
+          <w:sz w:val="18"/>
+        </w:rPr>
+        <w:br/>
+        <w:t xml:space="preserve">P15 </w:t>
+      </w:r>
+      <w:r>
+        <w:rPr>
+          <w:rFonts w:ascii="Courier New" w:hAnsi="Courier New"/>
+          <w:sz w:val="18"/>
+        </w:rPr>
+        <w:t>合規分數</w:t>
+      </w:r>
+      <w:r>
+        <w:rPr>
+          <w:rFonts w:ascii="Courier New" w:hAnsi="Courier New"/>
+          <w:sz w:val="18"/>
+        </w:rPr>
+        <w:t xml:space="preserve"> = 100 - 60 - 30 - 0 = 10%  </w:t>
+      </w:r>
+      <w:r>
+        <w:rPr>
+          <w:rFonts w:ascii="Courier New" w:hAnsi="Courier New"/>
+          <w:sz w:val="18"/>
+        </w:rPr>
+        <w:t>🔴</w:t>
+      </w:r>
+      <w:r>
+        <w:rPr>
+          <w:rFonts w:ascii="Courier New" w:hAnsi="Courier New"/>
+          <w:sz w:val="18"/>
+        </w:rPr>
+        <w:t xml:space="preserve"> </w:t>
+      </w:r>
+      <w:r>
+        <w:rPr>
+          <w:rFonts w:ascii="Courier New" w:hAnsi="Courier New"/>
+          <w:sz w:val="18"/>
+        </w:rPr>
+        <w:t>不合格</w:t>
+      </w:r>
+    </w:p>
+    <w:p/>
+    <w:p>
+      <w:pPr>
+        <w:rPr>
+          <w:lang w:eastAsia="zh-TW"/>
+        </w:rPr>
+      </w:pPr>
+      <w:r>
+        <w:rPr>
+          <w:i/>
+          <w:color w:val="707070"/>
+          <w:sz w:val="20"/>
+          <w:lang w:eastAsia="zh-TW"/>
+        </w:rPr>
+        <w:t>注意：掃描行數（</w:t>
+      </w:r>
+      <w:r>
+        <w:rPr>
+          <w:i/>
+          <w:color w:val="707070"/>
+          <w:sz w:val="20"/>
+          <w:lang w:eastAsia="zh-TW"/>
+        </w:rPr>
+        <w:t xml:space="preserve">7,994 </w:t>
+      </w:r>
+      <w:r>
+        <w:rPr>
+          <w:i/>
+          <w:color w:val="707070"/>
+          <w:sz w:val="20"/>
+          <w:lang w:eastAsia="zh-TW"/>
+        </w:rPr>
+        <w:t>行）完全不影響此計算。</w:t>
+      </w:r>
+    </w:p>
+    <w:p>
+      <w:pPr>
+        <w:rPr>
+          <w:lang w:eastAsia="zh-TW"/>
+        </w:rPr>
+      </w:pPr>
+    </w:p>
+    <w:p>
+      <w:pPr>
+        <w:rPr>
+          <w:lang w:eastAsia="zh-TW"/>
+        </w:rPr>
+      </w:pPr>
+      <w:r>
+        <w:rPr>
+          <w:lang w:eastAsia="zh-TW"/>
+        </w:rPr>
         <w:br w:type="page"/>
       </w:r>
     </w:p>
     <w:p>
       <w:pPr>
         <w:pStyle w:val="1"/>
+        <w:rPr>
+          <w:lang w:eastAsia="zh-TW"/>
+        </w:rPr>
       </w:pPr>
       <w:r>
+        <w:rPr>
+          <w:lang w:eastAsia="zh-TW"/>
+        </w:rPr>
         <w:lastRenderedPageBreak/>
         <w:t xml:space="preserve">6. TOGAF </w:t>
       </w:r>
       <w:r>
+        <w:rPr>
+          <w:lang w:eastAsia="zh-TW"/>
+        </w:rPr>
         <w:t>準則參考表</w:t>
       </w:r>
     </w:p>
@@ -10514,7 +13072,7 @@
                 <w:sz w:val="20"/>
                 <w:lang w:eastAsia="zh-TW"/>
               </w:rPr>
-              <w:t xml:space="preserve"> API</w:t>
+              <w:t xml:space="preserve"> </w:t>
             </w:r>
             <w:r>
               <w:rPr>
@@ -10522,6 +13080,14 @@
                 <w:sz w:val="20"/>
                 <w:lang w:eastAsia="zh-TW"/>
               </w:rPr>
+              <w:t>API</w:t>
+            </w:r>
+            <w:r>
+              <w:rPr>
+                <w:color w:val="000000"/>
+                <w:sz w:val="20"/>
+                <w:lang w:eastAsia="zh-TW"/>
+              </w:rPr>
               <w:t>、訊息格式（</w:t>
             </w:r>
             <w:r>
@@ -10588,14 +13154,7 @@
                 <w:color w:val="000000"/>
                 <w:sz w:val="20"/>
               </w:rPr>
-              <w:t xml:space="preserve"> S</w:t>
-            </w:r>
-            <w:r>
-              <w:rPr>
-                <w:color w:val="000000"/>
-                <w:sz w:val="20"/>
-              </w:rPr>
-              <w:t xml:space="preserve">wagger </w:t>
+              <w:t xml:space="preserve"> Swagger </w:t>
             </w:r>
             <w:r>
               <w:rPr>
@@ -11413,8 +13972,403 @@
                 <w:sz w:val="20"/>
                 <w:lang w:eastAsia="zh-TW"/>
               </w:rPr>
-              <w:t>：每次報告分數都是</w:t>
-            </w:r>
+              <w:t>：合規分數是怎麼算的？和「掃描行數」有關嗎？</w:t>
+            </w:r>
+          </w:p>
+        </w:tc>
+      </w:tr>
+      <w:tr>
+        <w:tc>
+          <w:tcPr>
+            <w:tcW w:w="9354" w:type="dxa"/>
+          </w:tcPr>
+          <w:p>
+            <w:pPr>
+              <w:rPr>
+                <w:lang w:eastAsia="zh-TW"/>
+              </w:rPr>
+            </w:pPr>
+            <w:r>
+              <w:rPr>
+                <w:sz w:val="20"/>
+                <w:lang w:eastAsia="zh-TW"/>
+              </w:rPr>
+              <w:t>無關。合規分數採「嚴重度扣分制」，以「規則名稱</w:t>
+            </w:r>
+            <w:r>
+              <w:rPr>
+                <w:sz w:val="20"/>
+                <w:lang w:eastAsia="zh-TW"/>
+              </w:rPr>
+              <w:t xml:space="preserve"> + </w:t>
+            </w:r>
+            <w:r>
+              <w:rPr>
+                <w:sz w:val="20"/>
+                <w:lang w:eastAsia="zh-TW"/>
+              </w:rPr>
+              <w:t>檔案路徑」為去重單位：</w:t>
+            </w:r>
+          </w:p>
+          <w:p>
+            <w:pPr>
+              <w:rPr>
+                <w:lang w:eastAsia="zh-TW"/>
+              </w:rPr>
+            </w:pPr>
+            <w:r>
+              <w:rPr>
+                <w:rFonts w:ascii="Courier New" w:hAnsi="Courier New"/>
+                <w:sz w:val="18"/>
+                <w:lang w:eastAsia="zh-TW"/>
+              </w:rPr>
+              <w:t xml:space="preserve">  HIGH   </w:t>
+            </w:r>
+            <w:r>
+              <w:rPr>
+                <w:rFonts w:ascii="Courier New" w:hAnsi="Courier New"/>
+                <w:sz w:val="18"/>
+                <w:lang w:eastAsia="zh-TW"/>
+              </w:rPr>
+              <w:t>每個唯一</w:t>
+            </w:r>
+            <w:r>
+              <w:rPr>
+                <w:rFonts w:ascii="Courier New" w:hAnsi="Courier New"/>
+                <w:sz w:val="18"/>
+                <w:lang w:eastAsia="zh-TW"/>
+              </w:rPr>
+              <w:t xml:space="preserve"> (</w:t>
+            </w:r>
+            <w:r>
+              <w:rPr>
+                <w:rFonts w:ascii="Courier New" w:hAnsi="Courier New"/>
+                <w:sz w:val="18"/>
+                <w:lang w:eastAsia="zh-TW"/>
+              </w:rPr>
+              <w:t>規則</w:t>
+            </w:r>
+            <w:r>
+              <w:rPr>
+                <w:rFonts w:ascii="Courier New" w:hAnsi="Courier New"/>
+                <w:sz w:val="18"/>
+                <w:lang w:eastAsia="zh-TW"/>
+              </w:rPr>
+              <w:t>+</w:t>
+            </w:r>
+            <w:r>
+              <w:rPr>
+                <w:rFonts w:ascii="Courier New" w:hAnsi="Courier New"/>
+                <w:sz w:val="18"/>
+                <w:lang w:eastAsia="zh-TW"/>
+              </w:rPr>
+              <w:t>檔案</w:t>
+            </w:r>
+            <w:r>
+              <w:rPr>
+                <w:rFonts w:ascii="Courier New" w:hAnsi="Courier New"/>
+                <w:sz w:val="18"/>
+                <w:lang w:eastAsia="zh-TW"/>
+              </w:rPr>
+              <w:t xml:space="preserve">) </w:t>
+            </w:r>
+            <w:r>
+              <w:rPr>
+                <w:rFonts w:ascii="Courier New" w:hAnsi="Courier New"/>
+                <w:sz w:val="18"/>
+                <w:lang w:eastAsia="zh-TW"/>
+              </w:rPr>
+              <w:t>組合</w:t>
+            </w:r>
+            <w:r>
+              <w:rPr>
+                <w:rFonts w:ascii="Courier New" w:hAnsi="Courier New"/>
+                <w:sz w:val="18"/>
+                <w:lang w:eastAsia="zh-TW"/>
+              </w:rPr>
+              <w:t xml:space="preserve"> -20 </w:t>
+            </w:r>
+            <w:r>
+              <w:rPr>
+                <w:rFonts w:ascii="Courier New" w:hAnsi="Courier New"/>
+                <w:sz w:val="18"/>
+                <w:lang w:eastAsia="zh-TW"/>
+              </w:rPr>
+              <w:t>分，上限</w:t>
+            </w:r>
+            <w:r>
+              <w:rPr>
+                <w:rFonts w:ascii="Courier New" w:hAnsi="Courier New"/>
+                <w:sz w:val="18"/>
+                <w:lang w:eastAsia="zh-TW"/>
+              </w:rPr>
+              <w:t xml:space="preserve"> -60</w:t>
+            </w:r>
+          </w:p>
+          <w:p>
+            <w:pPr>
+              <w:rPr>
+                <w:lang w:eastAsia="zh-TW"/>
+              </w:rPr>
+            </w:pPr>
+            <w:r>
+              <w:rPr>
+                <w:rFonts w:ascii="Courier New" w:hAnsi="Courier New"/>
+                <w:sz w:val="18"/>
+                <w:lang w:eastAsia="zh-TW"/>
+              </w:rPr>
+              <w:t xml:space="preserve">  MEDIUM </w:t>
+            </w:r>
+            <w:r>
+              <w:rPr>
+                <w:rFonts w:ascii="Courier New" w:hAnsi="Courier New"/>
+                <w:sz w:val="18"/>
+                <w:lang w:eastAsia="zh-TW"/>
+              </w:rPr>
+              <w:t>每個唯一</w:t>
+            </w:r>
+            <w:r>
+              <w:rPr>
+                <w:rFonts w:ascii="Courier New" w:hAnsi="Courier New"/>
+                <w:sz w:val="18"/>
+                <w:lang w:eastAsia="zh-TW"/>
+              </w:rPr>
+              <w:t xml:space="preserve"> (</w:t>
+            </w:r>
+            <w:r>
+              <w:rPr>
+                <w:rFonts w:ascii="Courier New" w:hAnsi="Courier New"/>
+                <w:sz w:val="18"/>
+                <w:lang w:eastAsia="zh-TW"/>
+              </w:rPr>
+              <w:t>規則</w:t>
+            </w:r>
+            <w:r>
+              <w:rPr>
+                <w:rFonts w:ascii="Courier New" w:hAnsi="Courier New"/>
+                <w:sz w:val="18"/>
+                <w:lang w:eastAsia="zh-TW"/>
+              </w:rPr>
+              <w:t>+</w:t>
+            </w:r>
+            <w:r>
+              <w:rPr>
+                <w:rFonts w:ascii="Courier New" w:hAnsi="Courier New"/>
+                <w:sz w:val="18"/>
+                <w:lang w:eastAsia="zh-TW"/>
+              </w:rPr>
+              <w:t>檔案</w:t>
+            </w:r>
+            <w:r>
+              <w:rPr>
+                <w:rFonts w:ascii="Courier New" w:hAnsi="Courier New"/>
+                <w:sz w:val="18"/>
+                <w:lang w:eastAsia="zh-TW"/>
+              </w:rPr>
+              <w:t xml:space="preserve">) </w:t>
+            </w:r>
+            <w:r>
+              <w:rPr>
+                <w:rFonts w:ascii="Courier New" w:hAnsi="Courier New"/>
+                <w:sz w:val="18"/>
+                <w:lang w:eastAsia="zh-TW"/>
+              </w:rPr>
+              <w:t>組合</w:t>
+            </w:r>
+            <w:r>
+              <w:rPr>
+                <w:rFonts w:ascii="Courier New" w:hAnsi="Courier New"/>
+                <w:sz w:val="18"/>
+                <w:lang w:eastAsia="zh-TW"/>
+              </w:rPr>
+              <w:t xml:space="preserve"> -10 </w:t>
+            </w:r>
+            <w:r>
+              <w:rPr>
+                <w:rFonts w:ascii="Courier New" w:hAnsi="Courier New"/>
+                <w:sz w:val="18"/>
+                <w:lang w:eastAsia="zh-TW"/>
+              </w:rPr>
+              <w:t>分，上限</w:t>
+            </w:r>
+            <w:r>
+              <w:rPr>
+                <w:rFonts w:ascii="Courier New" w:hAnsi="Courier New"/>
+                <w:sz w:val="18"/>
+                <w:lang w:eastAsia="zh-TW"/>
+              </w:rPr>
+              <w:t xml:space="preserve"> -40</w:t>
+            </w:r>
+          </w:p>
+          <w:p>
+            <w:pPr>
+              <w:rPr>
+                <w:lang w:eastAsia="zh-TW"/>
+              </w:rPr>
+            </w:pPr>
+            <w:r>
+              <w:rPr>
+                <w:rFonts w:ascii="Courier New" w:hAnsi="Courier New"/>
+                <w:sz w:val="18"/>
+                <w:lang w:eastAsia="zh-TW"/>
+              </w:rPr>
+              <w:t xml:space="preserve">  LOW    </w:t>
+            </w:r>
+            <w:r>
+              <w:rPr>
+                <w:rFonts w:ascii="Courier New" w:hAnsi="Courier New"/>
+                <w:sz w:val="18"/>
+                <w:lang w:eastAsia="zh-TW"/>
+              </w:rPr>
+              <w:t>每個唯一</w:t>
+            </w:r>
+            <w:r>
+              <w:rPr>
+                <w:rFonts w:ascii="Courier New" w:hAnsi="Courier New"/>
+                <w:sz w:val="18"/>
+                <w:lang w:eastAsia="zh-TW"/>
+              </w:rPr>
+              <w:t xml:space="preserve"> (</w:t>
+            </w:r>
+            <w:r>
+              <w:rPr>
+                <w:rFonts w:ascii="Courier New" w:hAnsi="Courier New"/>
+                <w:sz w:val="18"/>
+                <w:lang w:eastAsia="zh-TW"/>
+              </w:rPr>
+              <w:t>規則</w:t>
+            </w:r>
+            <w:r>
+              <w:rPr>
+                <w:rFonts w:ascii="Courier New" w:hAnsi="Courier New"/>
+                <w:sz w:val="18"/>
+                <w:lang w:eastAsia="zh-TW"/>
+              </w:rPr>
+              <w:t>+</w:t>
+            </w:r>
+            <w:r>
+              <w:rPr>
+                <w:rFonts w:ascii="Courier New" w:hAnsi="Courier New"/>
+                <w:sz w:val="18"/>
+                <w:lang w:eastAsia="zh-TW"/>
+              </w:rPr>
+              <w:t>檔案</w:t>
+            </w:r>
+            <w:r>
+              <w:rPr>
+                <w:rFonts w:ascii="Courier New" w:hAnsi="Courier New"/>
+                <w:sz w:val="18"/>
+                <w:lang w:eastAsia="zh-TW"/>
+              </w:rPr>
+              <w:t xml:space="preserve">) </w:t>
+            </w:r>
+            <w:r>
+              <w:rPr>
+                <w:rFonts w:ascii="Courier New" w:hAnsi="Courier New"/>
+                <w:sz w:val="18"/>
+                <w:lang w:eastAsia="zh-TW"/>
+              </w:rPr>
+              <w:t>組合</w:t>
+            </w:r>
+            <w:r>
+              <w:rPr>
+                <w:rFonts w:ascii="Courier New" w:hAnsi="Courier New"/>
+                <w:sz w:val="18"/>
+                <w:lang w:eastAsia="zh-TW"/>
+              </w:rPr>
+              <w:t xml:space="preserve">  -4 </w:t>
+            </w:r>
+            <w:r>
+              <w:rPr>
+                <w:rFonts w:ascii="Courier New" w:hAnsi="Courier New"/>
+                <w:sz w:val="18"/>
+                <w:lang w:eastAsia="zh-TW"/>
+              </w:rPr>
+              <w:t>分，上限</w:t>
+            </w:r>
+            <w:r>
+              <w:rPr>
+                <w:rFonts w:ascii="Courier New" w:hAnsi="Courier New"/>
+                <w:sz w:val="18"/>
+                <w:lang w:eastAsia="zh-TW"/>
+              </w:rPr>
+              <w:t xml:space="preserve"> -20</w:t>
+            </w:r>
+          </w:p>
+          <w:p>
+            <w:pPr>
+              <w:rPr>
+                <w:lang w:eastAsia="zh-TW"/>
+              </w:rPr>
+            </w:pPr>
+            <w:r>
+              <w:rPr>
+                <w:sz w:val="20"/>
+                <w:lang w:eastAsia="zh-TW"/>
+              </w:rPr>
+              <w:t>同一個規則在同一個檔案出現多行，只扣一次；出現在不同檔案則各扣一次。</w:t>
+            </w:r>
+          </w:p>
+          <w:p>
+            <w:pPr>
+              <w:rPr>
+                <w:lang w:eastAsia="zh-TW"/>
+              </w:rPr>
+            </w:pPr>
+            <w:r>
+              <w:rPr>
+                <w:sz w:val="20"/>
+                <w:lang w:eastAsia="zh-TW"/>
+              </w:rPr>
+              <w:t>詳細說明與計算範例請見</w:t>
+            </w:r>
+            <w:r>
+              <w:rPr>
+                <w:sz w:val="20"/>
+                <w:lang w:eastAsia="zh-TW"/>
+              </w:rPr>
+              <w:t xml:space="preserve"> 5.8 </w:t>
+            </w:r>
+            <w:r>
+              <w:rPr>
+                <w:sz w:val="20"/>
+                <w:lang w:eastAsia="zh-TW"/>
+              </w:rPr>
+              <w:t>節。</w:t>
+            </w:r>
+          </w:p>
+        </w:tc>
+      </w:tr>
+    </w:tbl>
+    <w:p>
+      <w:pPr>
+        <w:rPr>
+          <w:lang w:eastAsia="zh-TW"/>
+        </w:rPr>
+      </w:pPr>
+    </w:p>
+    <w:tbl>
+      <w:tblPr>
+        <w:tblStyle w:val="aff2"/>
+        <w:tblW w:w="0" w:type="auto"/>
+        <w:tblLook w:val="04A0" w:firstRow="1" w:lastRow="0" w:firstColumn="1" w:lastColumn="0" w:noHBand="0" w:noVBand="1"/>
+      </w:tblPr>
+      <w:tblGrid>
+        <w:gridCol w:w="9354"/>
+      </w:tblGrid>
+      <w:tr>
+        <w:tc>
+          <w:tcPr>
+            <w:tcW w:w="9354" w:type="dxa"/>
+            <w:shd w:val="clear" w:color="auto" w:fill="1F497D"/>
+            <w:vAlign w:val="center"/>
+          </w:tcPr>
+          <w:p>
+            <w:pPr>
+              <w:rPr>
+                <w:lang w:eastAsia="zh-TW"/>
+              </w:rPr>
+            </w:pPr>
             <w:r>
               <w:rPr>
                 <w:b/>
@@ -11422,7 +14376,7 @@
                 <w:sz w:val="20"/>
                 <w:lang w:eastAsia="zh-TW"/>
               </w:rPr>
-              <w:t xml:space="preserve"> 100%</w:t>
+              <w:t>Q3</w:t>
             </w:r>
             <w:r>
               <w:rPr>
@@ -11431,7 +14385,7 @@
                 <w:sz w:val="20"/>
                 <w:lang w:eastAsia="zh-TW"/>
               </w:rPr>
-              <w:t>，但有</w:t>
+              <w:t>：排程工作設定後為何沒有在</w:t>
             </w:r>
             <w:r>
               <w:rPr>
@@ -11440,7 +14394,7 @@
                 <w:sz w:val="20"/>
                 <w:lang w:eastAsia="zh-TW"/>
               </w:rPr>
-              <w:t xml:space="preserve"> FAIL </w:t>
+              <w:t xml:space="preserve"> 10:00 </w:t>
             </w:r>
             <w:r>
               <w:rPr>
@@ -11449,7 +14403,7 @@
                 <w:sz w:val="20"/>
                 <w:lang w:eastAsia="zh-TW"/>
               </w:rPr>
-              <w:t>準則，這正確嗎？</w:t>
+              <w:t>執行？</w:t>
             </w:r>
           </w:p>
         </w:tc>
@@ -11460,165 +14414,161 @@
             <w:tcW w:w="9354" w:type="dxa"/>
           </w:tcPr>
           <w:p>
-            <w:pPr>
-              <w:rPr>
-                <w:lang w:eastAsia="zh-TW"/>
-              </w:rPr>
-            </w:pPr>
-            <w:r>
-              <w:rPr>
-                <w:sz w:val="20"/>
-                <w:lang w:eastAsia="zh-TW"/>
-              </w:rPr>
-              <w:t>正確。分數計算基礎是「行級別檢查通過數</w:t>
-            </w:r>
-            <w:r>
-              <w:rPr>
-                <w:sz w:val="20"/>
-                <w:lang w:eastAsia="zh-TW"/>
-              </w:rPr>
-              <w:t xml:space="preserve"> / </w:t>
-            </w:r>
-            <w:r>
-              <w:rPr>
-                <w:sz w:val="20"/>
-                <w:lang w:eastAsia="zh-TW"/>
-              </w:rPr>
-              <w:t>行級別檢查總數」。</w:t>
-            </w:r>
-          </w:p>
-          <w:p>
-            <w:pPr>
-              <w:rPr>
-                <w:lang w:eastAsia="zh-TW"/>
-              </w:rPr>
-            </w:pPr>
-            <w:r>
-              <w:rPr>
-                <w:sz w:val="20"/>
-                <w:lang w:eastAsia="zh-TW"/>
-              </w:rPr>
-              <w:t>若一個檔案有</w:t>
-            </w:r>
-            <w:r>
-              <w:rPr>
-                <w:sz w:val="20"/>
-                <w:lang w:eastAsia="zh-TW"/>
-              </w:rPr>
-              <w:t xml:space="preserve"> 500 </w:t>
-            </w:r>
-            <w:r>
-              <w:rPr>
-                <w:sz w:val="20"/>
-                <w:lang w:eastAsia="zh-TW"/>
-              </w:rPr>
-              <w:t>行，而只有</w:t>
-            </w:r>
-            <w:r>
-              <w:rPr>
-                <w:sz w:val="20"/>
-                <w:lang w:eastAsia="zh-TW"/>
-              </w:rPr>
-              <w:t xml:space="preserve"> 2 </w:t>
-            </w:r>
-            <w:r>
-              <w:rPr>
-                <w:sz w:val="20"/>
-                <w:lang w:eastAsia="zh-TW"/>
-              </w:rPr>
-              <w:t>行觸發</w:t>
-            </w:r>
-            <w:r>
-              <w:rPr>
-                <w:sz w:val="20"/>
-                <w:lang w:eastAsia="zh-TW"/>
-              </w:rPr>
-              <w:t xml:space="preserve"> HIGH </w:t>
-            </w:r>
-            <w:r>
-              <w:rPr>
-                <w:sz w:val="20"/>
-                <w:lang w:eastAsia="zh-TW"/>
-              </w:rPr>
-              <w:t>規則，分數仍達</w:t>
-            </w:r>
-            <w:r>
-              <w:rPr>
-                <w:sz w:val="20"/>
-                <w:lang w:eastAsia="zh-TW"/>
-              </w:rPr>
-              <w:t xml:space="preserve"> 99.6% ≈ 100%</w:t>
-            </w:r>
-            <w:r>
-              <w:rPr>
-                <w:sz w:val="20"/>
-                <w:lang w:eastAsia="zh-TW"/>
-              </w:rPr>
-              <w:t>。</w:t>
-            </w:r>
-          </w:p>
-          <w:p>
-            <w:r>
-              <w:rPr>
-                <w:sz w:val="20"/>
-              </w:rPr>
-              <w:t>準則的</w:t>
-            </w:r>
-            <w:r>
-              <w:rPr>
-                <w:sz w:val="20"/>
-              </w:rPr>
-              <w:t xml:space="preserve"> Pass/Fail </w:t>
-            </w:r>
-            <w:r>
-              <w:rPr>
-                <w:sz w:val="20"/>
-              </w:rPr>
-              <w:t>判斷取決於「是否有</w:t>
-            </w:r>
-            <w:r>
-              <w:rPr>
-                <w:sz w:val="20"/>
-              </w:rPr>
-              <w:t xml:space="preserve"> HIGH </w:t>
-            </w:r>
-            <w:r>
-              <w:rPr>
-                <w:sz w:val="20"/>
-              </w:rPr>
-              <w:t>或</w:t>
-            </w:r>
-            <w:r>
-              <w:rPr>
-                <w:sz w:val="20"/>
-              </w:rPr>
-              <w:t xml:space="preserve"> MEDIUM </w:t>
-            </w:r>
-            <w:r>
-              <w:rPr>
-                <w:sz w:val="20"/>
-              </w:rPr>
-              <w:t>等級的</w:t>
-            </w:r>
-            <w:r>
-              <w:rPr>
-                <w:sz w:val="20"/>
-              </w:rPr>
-              <w:t xml:space="preserve"> finding</w:t>
-            </w:r>
-            <w:r>
-              <w:rPr>
-                <w:sz w:val="20"/>
-              </w:rPr>
-              <w:t>」，</w:t>
-            </w:r>
-          </w:p>
-          <w:p>
-            <w:r>
-              <w:rPr>
-                <w:sz w:val="20"/>
-              </w:rPr>
-              <w:t>這才是需要關注的指標，而非分數百分比本身。</w:t>
+            <w:r>
+              <w:rPr>
+                <w:sz w:val="20"/>
+              </w:rPr>
+              <w:t>常見原因：</w:t>
+            </w:r>
+          </w:p>
+          <w:p>
+            <w:r>
+              <w:rPr>
+                <w:sz w:val="20"/>
+              </w:rPr>
+              <w:t xml:space="preserve">1. </w:t>
+            </w:r>
+            <w:r>
+              <w:rPr>
+                <w:sz w:val="20"/>
+              </w:rPr>
+              <w:t>電腦在</w:t>
+            </w:r>
+            <w:r>
+              <w:rPr>
+                <w:sz w:val="20"/>
+              </w:rPr>
+              <w:t xml:space="preserve"> 10:00 </w:t>
+            </w:r>
+            <w:r>
+              <w:rPr>
+                <w:sz w:val="20"/>
+              </w:rPr>
+              <w:t>時關機或睡眠</w:t>
+            </w:r>
+            <w:r>
+              <w:rPr>
+                <w:sz w:val="20"/>
+              </w:rPr>
+              <w:t xml:space="preserve"> → </w:t>
+            </w:r>
+            <w:r>
+              <w:rPr>
+                <w:sz w:val="20"/>
+              </w:rPr>
+              <w:t>啟用「</w:t>
+            </w:r>
+            <w:r>
+              <w:rPr>
+                <w:sz w:val="20"/>
+              </w:rPr>
+              <w:t>StartWhenAvailable</w:t>
+            </w:r>
+            <w:r>
+              <w:rPr>
+                <w:sz w:val="20"/>
+              </w:rPr>
+              <w:t>」（已在</w:t>
+            </w:r>
+            <w:r>
+              <w:rPr>
+                <w:sz w:val="20"/>
+              </w:rPr>
+              <w:t xml:space="preserve"> PS1 </w:t>
+            </w:r>
+            <w:r>
+              <w:rPr>
+                <w:sz w:val="20"/>
+              </w:rPr>
+              <w:t>設定）</w:t>
+            </w:r>
+          </w:p>
+          <w:p>
+            <w:r>
+              <w:rPr>
+                <w:sz w:val="20"/>
+              </w:rPr>
+              <w:t xml:space="preserve">2. </w:t>
+            </w:r>
+            <w:r>
+              <w:rPr>
+                <w:sz w:val="20"/>
+              </w:rPr>
+              <w:t>工作狀態為</w:t>
+            </w:r>
+            <w:r>
+              <w:rPr>
+                <w:sz w:val="20"/>
+              </w:rPr>
+              <w:t xml:space="preserve"> Disabled → </w:t>
+            </w:r>
+            <w:r>
+              <w:rPr>
+                <w:sz w:val="20"/>
+              </w:rPr>
+              <w:t>開啟「工作排程器」確認狀態為</w:t>
+            </w:r>
+            <w:r>
+              <w:rPr>
+                <w:sz w:val="20"/>
+              </w:rPr>
+              <w:t xml:space="preserve"> Ready</w:t>
+            </w:r>
+          </w:p>
+          <w:p>
+            <w:r>
+              <w:rPr>
+                <w:sz w:val="20"/>
+              </w:rPr>
+              <w:t xml:space="preserve">3. python.exe </w:t>
+            </w:r>
+            <w:r>
+              <w:rPr>
+                <w:sz w:val="20"/>
+              </w:rPr>
+              <w:t>路徑不在</w:t>
+            </w:r>
+            <w:r>
+              <w:rPr>
+                <w:sz w:val="20"/>
+              </w:rPr>
+              <w:t xml:space="preserve"> PATH → </w:t>
+            </w:r>
+            <w:r>
+              <w:rPr>
+                <w:sz w:val="20"/>
+              </w:rPr>
+              <w:t>在</w:t>
+            </w:r>
+            <w:r>
+              <w:rPr>
+                <w:sz w:val="20"/>
+              </w:rPr>
+              <w:t xml:space="preserve"> </w:t>
+            </w:r>
+            <w:r>
+              <w:rPr>
+                <w:sz w:val="20"/>
+              </w:rPr>
+              <w:t xml:space="preserve">cmd </w:t>
+            </w:r>
+            <w:r>
+              <w:rPr>
+                <w:sz w:val="20"/>
+              </w:rPr>
+              <w:t>執行</w:t>
+            </w:r>
+            <w:r>
+              <w:rPr>
+                <w:sz w:val="20"/>
+              </w:rPr>
+              <w:t xml:space="preserve"> where python </w:t>
+            </w:r>
+            <w:r>
+              <w:rPr>
+                <w:sz w:val="20"/>
+              </w:rPr>
+              <w:t>確認</w:t>
             </w:r>
           </w:p>
         </w:tc>
@@ -11654,7 +14604,7 @@
                 <w:sz w:val="20"/>
                 <w:lang w:eastAsia="zh-TW"/>
               </w:rPr>
-              <w:t>Q3</w:t>
+              <w:t>Q4</w:t>
             </w:r>
             <w:r>
               <w:rPr>
@@ -11663,7 +14613,7 @@
                 <w:sz w:val="20"/>
                 <w:lang w:eastAsia="zh-TW"/>
               </w:rPr>
-              <w:t>：排程工作設定後為何沒有在</w:t>
+              <w:t>：報告說「缺少稽核日誌」，但我的程式有寫</w:t>
             </w:r>
             <w:r>
               <w:rPr>
@@ -11672,7 +14622,7 @@
                 <w:sz w:val="20"/>
                 <w:lang w:eastAsia="zh-TW"/>
               </w:rPr>
-              <w:t xml:space="preserve"> 10:00 </w:t>
+              <w:t xml:space="preserve"> log</w:t>
             </w:r>
             <w:r>
               <w:rPr>
@@ -11681,7 +14631,7 @@
                 <w:sz w:val="20"/>
                 <w:lang w:eastAsia="zh-TW"/>
               </w:rPr>
-              <w:t>執行？</w:t>
+              <w:t>，為什麼？</w:t>
             </w:r>
           </w:p>
         </w:tc>
@@ -11696,151 +14646,83 @@
               <w:rPr>
                 <w:sz w:val="20"/>
               </w:rPr>
-              <w:t>常見原因：</w:t>
-            </w:r>
-          </w:p>
-          <w:p>
-            <w:r>
-              <w:rPr>
-                <w:sz w:val="20"/>
-              </w:rPr>
-              <w:t xml:space="preserve">1. </w:t>
-            </w:r>
-            <w:r>
-              <w:rPr>
-                <w:sz w:val="20"/>
-              </w:rPr>
-              <w:t>電腦在</w:t>
-            </w:r>
-            <w:r>
-              <w:rPr>
-                <w:sz w:val="20"/>
-              </w:rPr>
-              <w:t xml:space="preserve"> 10:00 </w:t>
-            </w:r>
-            <w:r>
-              <w:rPr>
-                <w:sz w:val="20"/>
-              </w:rPr>
-              <w:t>時關機或睡眠</w:t>
-            </w:r>
-            <w:r>
-              <w:rPr>
-                <w:sz w:val="20"/>
-              </w:rPr>
-              <w:t xml:space="preserve"> → </w:t>
-            </w:r>
-            <w:r>
-              <w:rPr>
-                <w:sz w:val="20"/>
-              </w:rPr>
-              <w:t>啟用「</w:t>
-            </w:r>
-            <w:r>
-              <w:rPr>
-                <w:sz w:val="20"/>
-              </w:rPr>
-              <w:t>StartWhenAvailable</w:t>
-            </w:r>
-            <w:r>
-              <w:rPr>
-                <w:sz w:val="20"/>
-              </w:rPr>
-              <w:t>」（已在</w:t>
-            </w:r>
-            <w:r>
-              <w:rPr>
-                <w:sz w:val="20"/>
-              </w:rPr>
-              <w:t xml:space="preserve"> PS1 </w:t>
-            </w:r>
-            <w:r>
-              <w:rPr>
-                <w:sz w:val="20"/>
-              </w:rPr>
-              <w:t>設定）</w:t>
-            </w:r>
-          </w:p>
-          <w:p>
-            <w:r>
-              <w:rPr>
-                <w:sz w:val="20"/>
-              </w:rPr>
-              <w:t xml:space="preserve">2. </w:t>
-            </w:r>
-            <w:r>
-              <w:rPr>
-                <w:sz w:val="20"/>
-              </w:rPr>
-              <w:t>工作狀態為</w:t>
-            </w:r>
-            <w:r>
-              <w:rPr>
-                <w:sz w:val="20"/>
-              </w:rPr>
-              <w:t xml:space="preserve"> Disabled → </w:t>
-            </w:r>
-            <w:r>
-              <w:rPr>
-                <w:sz w:val="20"/>
-              </w:rPr>
-              <w:t>開啟「工作排程器」確認狀態為</w:t>
-            </w:r>
-            <w:r>
-              <w:rPr>
-                <w:sz w:val="20"/>
-              </w:rPr>
-              <w:t xml:space="preserve"> Ready</w:t>
-            </w:r>
-          </w:p>
-          <w:p>
-            <w:r>
-              <w:rPr>
-                <w:sz w:val="20"/>
-              </w:rPr>
-              <w:t xml:space="preserve">3. python.exe </w:t>
-            </w:r>
-            <w:r>
-              <w:rPr>
-                <w:sz w:val="20"/>
-              </w:rPr>
-              <w:t>路徑不在</w:t>
-            </w:r>
-            <w:r>
-              <w:rPr>
-                <w:sz w:val="20"/>
-              </w:rPr>
-              <w:t xml:space="preserve"> PATH → </w:t>
-            </w:r>
-            <w:r>
-              <w:rPr>
-                <w:sz w:val="20"/>
-              </w:rPr>
-              <w:t>在</w:t>
-            </w:r>
-            <w:r>
-              <w:rPr>
-                <w:sz w:val="20"/>
-              </w:rPr>
-              <w:t xml:space="preserve"> cmd </w:t>
-            </w:r>
-            <w:r>
-              <w:rPr>
-                <w:sz w:val="20"/>
-              </w:rPr>
-              <w:t>執行</w:t>
-            </w:r>
-            <w:r>
-              <w:rPr>
-                <w:sz w:val="20"/>
-              </w:rPr>
-              <w:t xml:space="preserve"> where python </w:t>
-            </w:r>
-            <w:r>
-              <w:rPr>
-                <w:sz w:val="20"/>
-              </w:rPr>
-              <w:t>確認</w:t>
+              <w:t>工具只偵測包含</w:t>
+            </w:r>
+            <w:r>
+              <w:rPr>
+                <w:sz w:val="20"/>
+              </w:rPr>
+              <w:t xml:space="preserve"> audit</w:t>
+            </w:r>
+            <w:r>
+              <w:rPr>
+                <w:sz w:val="20"/>
+              </w:rPr>
+              <w:t>、</w:t>
+            </w:r>
+            <w:r>
+              <w:rPr>
+                <w:sz w:val="20"/>
+              </w:rPr>
+              <w:t>AuditLog</w:t>
+            </w:r>
+            <w:r>
+              <w:rPr>
+                <w:sz w:val="20"/>
+              </w:rPr>
+              <w:t>、稽核</w:t>
+            </w:r>
+            <w:r>
+              <w:rPr>
+                <w:sz w:val="20"/>
+              </w:rPr>
+              <w:t xml:space="preserve"> </w:t>
+            </w:r>
+            <w:r>
+              <w:rPr>
+                <w:sz w:val="20"/>
+              </w:rPr>
+              <w:t>關鍵字的日誌呼叫。</w:t>
+            </w:r>
+          </w:p>
+          <w:p>
+            <w:r>
+              <w:rPr>
+                <w:sz w:val="20"/>
+              </w:rPr>
+              <w:t>一般的</w:t>
+            </w:r>
+            <w:r>
+              <w:rPr>
+                <w:sz w:val="20"/>
+              </w:rPr>
+              <w:t xml:space="preserve"> logger.info() </w:t>
+            </w:r>
+            <w:r>
+              <w:rPr>
+                <w:sz w:val="20"/>
+              </w:rPr>
+              <w:t>不算稽核日誌。</w:t>
+            </w:r>
+          </w:p>
+          <w:p>
+            <w:r>
+              <w:rPr>
+                <w:sz w:val="20"/>
+              </w:rPr>
+              <w:t>建議建立專用的</w:t>
+            </w:r>
+            <w:r>
+              <w:rPr>
+                <w:sz w:val="20"/>
+              </w:rPr>
+              <w:t xml:space="preserve"> AuditLogService </w:t>
+            </w:r>
+            <w:r>
+              <w:rPr>
+                <w:sz w:val="20"/>
+              </w:rPr>
+              <w:t>類別，明確標記關鍵操作的稽核記錄。</w:t>
             </w:r>
           </w:p>
         </w:tc>
@@ -11864,46 +14746,37 @@
             <w:vAlign w:val="center"/>
           </w:tcPr>
           <w:p>
-            <w:pPr>
-              <w:rPr>
-                <w:lang w:eastAsia="zh-TW"/>
-              </w:rPr>
-            </w:pPr>
             <w:r>
               <w:rPr>
                 <w:b/>
                 <w:color w:val="FFFFFF"/>
                 <w:sz w:val="20"/>
-                <w:lang w:eastAsia="zh-TW"/>
-              </w:rPr>
-              <w:t>Q4</w:t>
+              </w:rPr>
+              <w:t>Q5</w:t>
             </w:r>
             <w:r>
               <w:rPr>
                 <w:b/>
                 <w:color w:val="FFFFFF"/>
                 <w:sz w:val="20"/>
-                <w:lang w:eastAsia="zh-TW"/>
-              </w:rPr>
-              <w:t>：報告說「缺少稽核日誌」，但我的程式有寫</w:t>
+              </w:rPr>
+              <w:t>：如何新增自訂的檢查規則（</w:t>
             </w:r>
             <w:r>
               <w:rPr>
                 <w:b/>
                 <w:color w:val="FFFFFF"/>
                 <w:sz w:val="20"/>
-                <w:lang w:eastAsia="zh-TW"/>
-              </w:rPr>
-              <w:t xml:space="preserve"> log</w:t>
+              </w:rPr>
+              <w:t>regex pattern</w:t>
             </w:r>
             <w:r>
               <w:rPr>
                 <w:b/>
                 <w:color w:val="FFFFFF"/>
                 <w:sz w:val="20"/>
-                <w:lang w:eastAsia="zh-TW"/>
-              </w:rPr>
-              <w:t>，為什麼？</w:t>
+              </w:rPr>
+              <w:t>）？</w:t>
             </w:r>
           </w:p>
         </w:tc>
@@ -11918,7 +14791,45 @@
               <w:rPr>
                 <w:sz w:val="20"/>
               </w:rPr>
-              <w:t>工具只偵測包含</w:t>
+              <w:t>在</w:t>
+            </w:r>
+            <w:r>
+              <w:rPr>
+                <w:sz w:val="20"/>
+              </w:rPr>
+              <w:t xml:space="preserve"> checker.py </w:t>
+            </w:r>
+            <w:r>
+              <w:rPr>
+                <w:sz w:val="20"/>
+              </w:rPr>
+              <w:t>中對應的</w:t>
+            </w:r>
+            <w:r>
+              <w:rPr>
+                <w:sz w:val="20"/>
+              </w:rPr>
+              <w:t xml:space="preserve"> check_pXX() </w:t>
+            </w:r>
+            <w:r>
+              <w:rPr>
+                <w:sz w:val="20"/>
+              </w:rPr>
+              <w:t>函式內：</w:t>
+            </w:r>
+          </w:p>
+          <w:p>
+            <w:r>
+              <w:rPr>
+                <w:sz w:val="20"/>
+              </w:rPr>
+              <w:t xml:space="preserve">1. </w:t>
+            </w:r>
+            <w:r>
+              <w:rPr>
+                <w:sz w:val="20"/>
+              </w:rPr>
+              <w:t>新增正規表達式</w:t>
             </w:r>
             <w:r>
               <w:rPr>
@@ -11930,7 +14841,91 @@
               <w:rPr>
                 <w:sz w:val="20"/>
               </w:rPr>
-              <w:t>audit</w:t>
+              <w:t>pattern</w:t>
+            </w:r>
+            <w:r>
+              <w:rPr>
+                <w:sz w:val="20"/>
+              </w:rPr>
+              <w:t>（模組頂層常數或函式內</w:t>
+            </w:r>
+            <w:r>
+              <w:rPr>
+                <w:sz w:val="20"/>
+              </w:rPr>
+              <w:t xml:space="preserve"> local</w:t>
+            </w:r>
+            <w:r>
+              <w:rPr>
+                <w:sz w:val="20"/>
+              </w:rPr>
+              <w:t>）</w:t>
+            </w:r>
+          </w:p>
+          <w:p>
+            <w:r>
+              <w:rPr>
+                <w:sz w:val="20"/>
+              </w:rPr>
+              <w:t xml:space="preserve">2. </w:t>
+            </w:r>
+            <w:r>
+              <w:rPr>
+                <w:sz w:val="20"/>
+              </w:rPr>
+              <w:t>在迴圈中對每行執行</w:t>
+            </w:r>
+            <w:r>
+              <w:rPr>
+                <w:sz w:val="20"/>
+              </w:rPr>
+              <w:t xml:space="preserve"> pattern.search(line)</w:t>
+            </w:r>
+          </w:p>
+          <w:p>
+            <w:r>
+              <w:rPr>
+                <w:sz w:val="20"/>
+              </w:rPr>
+              <w:t xml:space="preserve">3. </w:t>
+            </w:r>
+            <w:r>
+              <w:rPr>
+                <w:sz w:val="20"/>
+              </w:rPr>
+              <w:t>違規時呼叫</w:t>
+            </w:r>
+            <w:r>
+              <w:rPr>
+                <w:sz w:val="20"/>
+              </w:rPr>
+              <w:t xml:space="preserve"> result.add_finding(Finding(rel, ln, line, "HIGH", "</w:t>
+            </w:r>
+            <w:r>
+              <w:rPr>
+                <w:sz w:val="20"/>
+              </w:rPr>
+              <w:t>規則說明</w:t>
+            </w:r>
+            <w:r>
+              <w:rPr>
+                <w:sz w:val="20"/>
+              </w:rPr>
+              <w:t>"))</w:t>
+            </w:r>
+          </w:p>
+          <w:p>
+            <w:r>
+              <w:rPr>
+                <w:sz w:val="20"/>
+              </w:rPr>
+              <w:t>無需修改</w:t>
+            </w:r>
+            <w:r>
+              <w:rPr>
+                <w:sz w:val="20"/>
+              </w:rPr>
+              <w:t xml:space="preserve"> main.py</w:t>
             </w:r>
             <w:r>
               <w:rPr>
@@ -11942,65 +14937,25 @@
               <w:rPr>
                 <w:sz w:val="20"/>
               </w:rPr>
-              <w:t>AuditLog</w:t>
-            </w:r>
-            <w:r>
-              <w:rPr>
-                <w:sz w:val="20"/>
-              </w:rPr>
-              <w:t>、稽核</w:t>
-            </w:r>
-            <w:r>
-              <w:rPr>
-                <w:sz w:val="20"/>
-              </w:rPr>
-              <w:t xml:space="preserve"> </w:t>
-            </w:r>
-            <w:r>
-              <w:rPr>
-                <w:sz w:val="20"/>
-              </w:rPr>
-              <w:t>關鍵字的日誌呼叫。</w:t>
-            </w:r>
-          </w:p>
-          <w:p>
-            <w:r>
-              <w:rPr>
-                <w:sz w:val="20"/>
-              </w:rPr>
-              <w:t>一般的</w:t>
-            </w:r>
-            <w:r>
-              <w:rPr>
-                <w:sz w:val="20"/>
-              </w:rPr>
-              <w:t xml:space="preserve"> logger.info() </w:t>
-            </w:r>
-            <w:r>
-              <w:rPr>
-                <w:sz w:val="20"/>
-              </w:rPr>
-              <w:t>不算稽核日誌。</w:t>
-            </w:r>
-          </w:p>
-          <w:p>
-            <w:r>
-              <w:rPr>
-                <w:sz w:val="20"/>
-              </w:rPr>
-              <w:t>建議建立專用的</w:t>
-            </w:r>
-            <w:r>
-              <w:rPr>
-                <w:sz w:val="20"/>
-              </w:rPr>
-              <w:t xml:space="preserve"> AuditLogService </w:t>
-            </w:r>
-            <w:r>
-              <w:rPr>
-                <w:sz w:val="20"/>
-              </w:rPr>
-              <w:t>類別，明確標記關鍵操作的稽核記錄。</w:t>
+              <w:t xml:space="preserve">report_builder.py </w:t>
+            </w:r>
+            <w:r>
+              <w:rPr>
+                <w:sz w:val="20"/>
+              </w:rPr>
+              <w:t>或</w:t>
+            </w:r>
+            <w:r>
+              <w:rPr>
+                <w:sz w:val="20"/>
+              </w:rPr>
+              <w:t xml:space="preserve"> principles_config.py</w:t>
+            </w:r>
+            <w:r>
+              <w:rPr>
+                <w:sz w:val="20"/>
+              </w:rPr>
+              <w:t>。</w:t>
             </w:r>
           </w:p>
         </w:tc>
@@ -12030,7 +14985,7 @@
                 <w:color w:val="FFFFFF"/>
                 <w:sz w:val="20"/>
               </w:rPr>
-              <w:t>Q5</w:t>
+              <w:t>Q6</w:t>
             </w:r>
             <w:r>
               <w:rPr>
@@ -12038,7 +14993,7 @@
                 <w:color w:val="FFFFFF"/>
                 <w:sz w:val="20"/>
               </w:rPr>
-              <w:t>：如何新增自訂的檢查規則（</w:t>
+              <w:t>：如何新增一條全新的</w:t>
             </w:r>
             <w:r>
               <w:rPr>
@@ -12046,7 +15001,7 @@
                 <w:color w:val="FFFFFF"/>
                 <w:sz w:val="20"/>
               </w:rPr>
-              <w:t>regex pattern</w:t>
+              <w:t xml:space="preserve"> TOGAF </w:t>
             </w:r>
             <w:r>
               <w:rPr>
@@ -12054,7 +15009,7 @@
                 <w:color w:val="FFFFFF"/>
                 <w:sz w:val="20"/>
               </w:rPr>
-              <w:t>）？</w:t>
+              <w:t>原則？</w:t>
             </w:r>
           </w:p>
         </w:tc>
@@ -12065,175 +15020,216 @@
             <w:tcW w:w="9354" w:type="dxa"/>
           </w:tcPr>
           <w:p>
-            <w:r>
-              <w:rPr>
-                <w:sz w:val="20"/>
+            <w:pPr>
+              <w:rPr>
+                <w:lang w:eastAsia="zh-TW"/>
+              </w:rPr>
+            </w:pPr>
+            <w:r>
+              <w:rPr>
+                <w:sz w:val="20"/>
+                <w:lang w:eastAsia="zh-TW"/>
+              </w:rPr>
+              <w:t>需要修改兩個檔案（詳見</w:t>
+            </w:r>
+            <w:r>
+              <w:rPr>
+                <w:sz w:val="20"/>
+                <w:lang w:eastAsia="zh-TW"/>
+              </w:rPr>
+              <w:t xml:space="preserve"> 5.7.2 </w:t>
+            </w:r>
+            <w:r>
+              <w:rPr>
+                <w:sz w:val="20"/>
+                <w:lang w:eastAsia="zh-TW"/>
+              </w:rPr>
+              <w:t>維護指引）：</w:t>
+            </w:r>
+          </w:p>
+          <w:p>
+            <w:r>
+              <w:rPr>
+                <w:sz w:val="20"/>
+              </w:rPr>
+              <w:t>① principles_config.py</w:t>
+            </w:r>
+          </w:p>
+          <w:p>
+            <w:r>
+              <w:rPr>
+                <w:rFonts w:ascii="Courier New" w:hAnsi="Courier New"/>
+                <w:sz w:val="18"/>
+              </w:rPr>
+              <w:t xml:space="preserve">   - </w:t>
+            </w:r>
+            <w:r>
+              <w:rPr>
+                <w:rFonts w:ascii="Courier New" w:hAnsi="Courier New"/>
+                <w:sz w:val="18"/>
               </w:rPr>
               <w:t>在</w:t>
             </w:r>
             <w:r>
               <w:rPr>
-                <w:sz w:val="20"/>
-              </w:rPr>
-              <w:t xml:space="preserve"> checker.py </w:t>
-            </w:r>
-            <w:r>
-              <w:rPr>
-                <w:sz w:val="20"/>
-              </w:rPr>
-              <w:t>中對應的</w:t>
-            </w:r>
-            <w:r>
-              <w:rPr>
-                <w:sz w:val="20"/>
-              </w:rPr>
-              <w:t xml:space="preserve"> check_pXX() </w:t>
-            </w:r>
-            <w:r>
-              <w:rPr>
-                <w:sz w:val="20"/>
-              </w:rPr>
-              <w:t>函式內：</w:t>
-            </w:r>
-          </w:p>
-          <w:p>
-            <w:r>
-              <w:rPr>
-                <w:sz w:val="20"/>
-              </w:rPr>
-              <w:t xml:space="preserve">1. </w:t>
-            </w:r>
-            <w:r>
-              <w:rPr>
-                <w:sz w:val="20"/>
-              </w:rPr>
-              <w:t>新增正規表達式</w:t>
-            </w:r>
-            <w:r>
-              <w:rPr>
-                <w:sz w:val="20"/>
-              </w:rPr>
-              <w:t xml:space="preserve"> pattern</w:t>
-            </w:r>
-            <w:r>
-              <w:rPr>
-                <w:sz w:val="20"/>
-              </w:rPr>
-              <w:t>（模組頂層常數或函式內</w:t>
-            </w:r>
-            <w:r>
-              <w:rPr>
-                <w:sz w:val="20"/>
-              </w:rPr>
-              <w:t xml:space="preserve"> local</w:t>
-            </w:r>
-            <w:r>
-              <w:rPr>
-                <w:sz w:val="20"/>
-              </w:rPr>
-              <w:t>）</w:t>
-            </w:r>
-          </w:p>
-          <w:p>
-            <w:r>
-              <w:rPr>
-                <w:sz w:val="20"/>
-              </w:rPr>
-              <w:t xml:space="preserve">2. </w:t>
-            </w:r>
-            <w:r>
-              <w:rPr>
-                <w:sz w:val="20"/>
-              </w:rPr>
-              <w:t>在迴圈中對每行執行</w:t>
-            </w:r>
-            <w:r>
-              <w:rPr>
-                <w:sz w:val="20"/>
-              </w:rPr>
-              <w:t xml:space="preserve"> pattern.search(line)</w:t>
-            </w:r>
-          </w:p>
-          <w:p>
-            <w:r>
-              <w:rPr>
-                <w:sz w:val="20"/>
-              </w:rPr>
-              <w:t xml:space="preserve">3. </w:t>
-            </w:r>
-            <w:r>
-              <w:rPr>
-                <w:sz w:val="20"/>
-              </w:rPr>
-              <w:t>違規時呼叫</w:t>
-            </w:r>
-            <w:r>
-              <w:rPr>
-                <w:sz w:val="20"/>
-              </w:rPr>
-              <w:t xml:space="preserve"> </w:t>
-            </w:r>
-            <w:r>
-              <w:rPr>
-                <w:sz w:val="20"/>
-              </w:rPr>
-              <w:t>result.add_finding(Finding(rel, ln, line, "HIGH", "</w:t>
-            </w:r>
-            <w:r>
-              <w:rPr>
-                <w:sz w:val="20"/>
-              </w:rPr>
-              <w:t>規則說明</w:t>
-            </w:r>
-            <w:r>
-              <w:rPr>
-                <w:sz w:val="20"/>
-              </w:rPr>
-              <w:t>"))</w:t>
-            </w:r>
-          </w:p>
-          <w:p>
-            <w:r>
-              <w:rPr>
-                <w:sz w:val="20"/>
-              </w:rPr>
-              <w:t>無需修改</w:t>
-            </w:r>
-            <w:r>
-              <w:rPr>
-                <w:sz w:val="20"/>
-              </w:rPr>
-              <w:t xml:space="preserve"> main.py</w:t>
-            </w:r>
-            <w:r>
-              <w:rPr>
-                <w:sz w:val="20"/>
-              </w:rPr>
-              <w:t>、</w:t>
-            </w:r>
-            <w:r>
-              <w:rPr>
-                <w:sz w:val="20"/>
-              </w:rPr>
-              <w:t xml:space="preserve">report_builder.py </w:t>
-            </w:r>
-            <w:r>
-              <w:rPr>
-                <w:sz w:val="20"/>
-              </w:rPr>
-              <w:t>或</w:t>
-            </w:r>
-            <w:r>
-              <w:rPr>
-                <w:sz w:val="20"/>
-              </w:rPr>
-              <w:t xml:space="preserve"> principles_config.py</w:t>
-            </w:r>
-            <w:r>
-              <w:rPr>
-                <w:sz w:val="20"/>
-              </w:rPr>
-              <w:t>。</w:t>
+                <w:rFonts w:ascii="Courier New" w:hAnsi="Courier New"/>
+                <w:sz w:val="18"/>
+              </w:rPr>
+              <w:t xml:space="preserve"> PRINCIPLES </w:t>
+            </w:r>
+            <w:r>
+              <w:rPr>
+                <w:rFonts w:ascii="Courier New" w:hAnsi="Courier New"/>
+                <w:sz w:val="18"/>
+              </w:rPr>
+              <w:t>清單加入新的</w:t>
+            </w:r>
+            <w:r>
+              <w:rPr>
+                <w:rFonts w:ascii="Courier New" w:hAnsi="Courier New"/>
+                <w:sz w:val="18"/>
+              </w:rPr>
+              <w:t xml:space="preserve"> PrincipleSpec(id="P22", name="...", priority="</w:t>
+            </w:r>
+            <w:r>
+              <w:rPr>
+                <w:rFonts w:ascii="Courier New" w:hAnsi="Courier New"/>
+                <w:sz w:val="18"/>
+              </w:rPr>
+              <w:t>高</w:t>
+            </w:r>
+            <w:r>
+              <w:rPr>
+                <w:rFonts w:ascii="Courier New" w:hAnsi="Courier New"/>
+                <w:sz w:val="18"/>
+              </w:rPr>
+              <w:t>", ...)</w:t>
+            </w:r>
+          </w:p>
+          <w:p>
+            <w:r>
+              <w:rPr>
+                <w:rFonts w:ascii="Courier New" w:hAnsi="Courier New"/>
+                <w:sz w:val="18"/>
+              </w:rPr>
+              <w:t xml:space="preserve">   - </w:t>
+            </w:r>
+            <w:r>
+              <w:rPr>
+                <w:rFonts w:ascii="Courier New" w:hAnsi="Courier New"/>
+                <w:sz w:val="18"/>
+              </w:rPr>
+              <w:t>在</w:t>
+            </w:r>
+            <w:r>
+              <w:rPr>
+                <w:rFonts w:ascii="Courier New" w:hAnsi="Courier New"/>
+                <w:sz w:val="18"/>
+              </w:rPr>
+              <w:t xml:space="preserve"> RECOMMENDATIONS </w:t>
+            </w:r>
+            <w:r>
+              <w:rPr>
+                <w:rFonts w:ascii="Courier New" w:hAnsi="Courier New"/>
+                <w:sz w:val="18"/>
+              </w:rPr>
+              <w:t>加入對應建議清單</w:t>
+            </w:r>
+          </w:p>
+          <w:p>
+            <w:r>
+              <w:rPr>
+                <w:sz w:val="20"/>
+              </w:rPr>
+              <w:t>② checker.py</w:t>
+            </w:r>
+          </w:p>
+          <w:p>
+            <w:r>
+              <w:rPr>
+                <w:rFonts w:ascii="Courier New" w:hAnsi="Courier New"/>
+                <w:sz w:val="18"/>
+              </w:rPr>
+              <w:t xml:space="preserve">   - </w:t>
+            </w:r>
+            <w:r>
+              <w:rPr>
+                <w:rFonts w:ascii="Courier New" w:hAnsi="Courier New"/>
+                <w:sz w:val="18"/>
+              </w:rPr>
+              <w:t>新增</w:t>
+            </w:r>
+            <w:r>
+              <w:rPr>
+                <w:rFonts w:ascii="Courier New" w:hAnsi="Courier New"/>
+                <w:sz w:val="18"/>
+              </w:rPr>
+              <w:t xml:space="preserve"> check_p22(root) </w:t>
+            </w:r>
+            <w:r>
+              <w:rPr>
+                <w:rFonts w:ascii="Courier New" w:hAnsi="Courier New"/>
+                <w:sz w:val="18"/>
+              </w:rPr>
+              <w:t>函式，回傳</w:t>
+            </w:r>
+            <w:r>
+              <w:rPr>
+                <w:rFonts w:ascii="Courier New" w:hAnsi="Courier New"/>
+                <w:sz w:val="18"/>
+              </w:rPr>
+              <w:t xml:space="preserve"> PrincipleResult</w:t>
+            </w:r>
+          </w:p>
+          <w:p>
+            <w:r>
+              <w:rPr>
+                <w:rFonts w:ascii="Courier New" w:hAnsi="Courier New"/>
+                <w:sz w:val="18"/>
+              </w:rPr>
+              <w:t xml:space="preserve">   - </w:t>
+            </w:r>
+            <w:r>
+              <w:rPr>
+                <w:rFonts w:ascii="Courier New" w:hAnsi="Courier New"/>
+                <w:sz w:val="18"/>
+              </w:rPr>
+              <w:t>在</w:t>
+            </w:r>
+            <w:r>
+              <w:rPr>
+                <w:rFonts w:ascii="Courier New" w:hAnsi="Courier New"/>
+                <w:sz w:val="18"/>
+              </w:rPr>
+              <w:t xml:space="preserve"> CHECKERS </w:t>
+            </w:r>
+            <w:r>
+              <w:rPr>
+                <w:rFonts w:ascii="Courier New" w:hAnsi="Courier New"/>
+                <w:sz w:val="18"/>
+              </w:rPr>
+              <w:t>清單末尾加入</w:t>
+            </w:r>
+            <w:r>
+              <w:rPr>
+                <w:rFonts w:ascii="Courier New" w:hAnsi="Courier New"/>
+                <w:sz w:val="18"/>
+              </w:rPr>
+              <w:t xml:space="preserve"> check_p22</w:t>
+            </w:r>
+          </w:p>
+          <w:p>
+            <w:r>
+              <w:rPr>
+                <w:sz w:val="20"/>
+              </w:rPr>
+              <w:t>驗證：</w:t>
+            </w:r>
+            <w:r>
+              <w:rPr>
+                <w:sz w:val="20"/>
+              </w:rPr>
+              <w:t>python checker.py D:\project\water</w:t>
             </w:r>
           </w:p>
         </w:tc>
@@ -12263,7 +15259,7 @@
                 <w:color w:val="FFFFFF"/>
                 <w:sz w:val="20"/>
               </w:rPr>
-              <w:t>Q6</w:t>
+              <w:t>Q7</w:t>
             </w:r>
             <w:r>
               <w:rPr>
@@ -12271,7 +15267,7 @@
                 <w:color w:val="FFFFFF"/>
                 <w:sz w:val="20"/>
               </w:rPr>
-              <w:t>：如何新增一條全新的</w:t>
+              <w:t>：可以在</w:t>
             </w:r>
             <w:r>
               <w:rPr>
@@ -12279,7 +15275,7 @@
                 <w:color w:val="FFFFFF"/>
                 <w:sz w:val="20"/>
               </w:rPr>
-              <w:t xml:space="preserve"> TOGAF </w:t>
+              <w:t xml:space="preserve"> Linu</w:t>
             </w:r>
             <w:r>
               <w:rPr>
@@ -12287,7 +15283,31 @@
                 <w:color w:val="FFFFFF"/>
                 <w:sz w:val="20"/>
               </w:rPr>
-              <w:t>原則？</w:t>
+              <w:t xml:space="preserve">x </w:t>
+            </w:r>
+            <w:r>
+              <w:rPr>
+                <w:b/>
+                <w:color w:val="FFFFFF"/>
+                <w:sz w:val="20"/>
+              </w:rPr>
+              <w:t>或</w:t>
+            </w:r>
+            <w:r>
+              <w:rPr>
+                <w:b/>
+                <w:color w:val="FFFFFF"/>
+                <w:sz w:val="20"/>
+              </w:rPr>
+              <w:t xml:space="preserve"> Mac </w:t>
+            </w:r>
+            <w:r>
+              <w:rPr>
+                <w:b/>
+                <w:color w:val="FFFFFF"/>
+                <w:sz w:val="20"/>
+              </w:rPr>
+              <w:t>上執行嗎？</w:t>
             </w:r>
           </w:p>
         </w:tc>
@@ -12298,320 +15318,18 @@
             <w:tcW w:w="9354" w:type="dxa"/>
           </w:tcPr>
           <w:p>
-            <w:pPr>
-              <w:rPr>
-                <w:lang w:eastAsia="zh-TW"/>
-              </w:rPr>
-            </w:pPr>
-            <w:r>
-              <w:rPr>
-                <w:sz w:val="20"/>
-                <w:lang w:eastAsia="zh-TW"/>
-              </w:rPr>
-              <w:t>需要修改兩個檔案（詳見</w:t>
-            </w:r>
-            <w:r>
-              <w:rPr>
-                <w:sz w:val="20"/>
-                <w:lang w:eastAsia="zh-TW"/>
-              </w:rPr>
-              <w:t xml:space="preserve"> 5.7.2 </w:t>
-            </w:r>
-            <w:r>
-              <w:rPr>
-                <w:sz w:val="20"/>
-                <w:lang w:eastAsia="zh-TW"/>
-              </w:rPr>
-              <w:t>維護指引）：</w:t>
-            </w:r>
-          </w:p>
-          <w:p>
-            <w:r>
-              <w:rPr>
-                <w:sz w:val="20"/>
-              </w:rPr>
-              <w:t>① principles_config.py</w:t>
-            </w:r>
-          </w:p>
-          <w:p>
-            <w:r>
-              <w:rPr>
-                <w:rFonts w:ascii="Courier New" w:hAnsi="Courier New"/>
-                <w:sz w:val="18"/>
-              </w:rPr>
-              <w:t xml:space="preserve">   - </w:t>
-            </w:r>
-            <w:r>
-              <w:rPr>
-                <w:rFonts w:ascii="Courier New" w:hAnsi="Courier New"/>
-                <w:sz w:val="18"/>
-              </w:rPr>
-              <w:t>在</w:t>
-            </w:r>
-            <w:r>
-              <w:rPr>
-                <w:rFonts w:ascii="Courier New" w:hAnsi="Courier New"/>
-                <w:sz w:val="18"/>
-              </w:rPr>
-              <w:t xml:space="preserve"> PRINCIPLES </w:t>
-            </w:r>
-            <w:r>
-              <w:rPr>
-                <w:rFonts w:ascii="Courier New" w:hAnsi="Courier New"/>
-                <w:sz w:val="18"/>
-              </w:rPr>
-              <w:t>清單加入新的</w:t>
-            </w:r>
-            <w:r>
-              <w:rPr>
-                <w:rFonts w:ascii="Courier New" w:hAnsi="Courier New"/>
-                <w:sz w:val="18"/>
-              </w:rPr>
-              <w:t xml:space="preserve"> PrincipleSpec(id="P22", name="...", priorit</w:t>
-            </w:r>
-            <w:r>
-              <w:rPr>
-                <w:rFonts w:ascii="Courier New" w:hAnsi="Courier New"/>
-                <w:sz w:val="18"/>
-              </w:rPr>
-              <w:t>y="</w:t>
-            </w:r>
-            <w:r>
-              <w:rPr>
-                <w:rFonts w:ascii="Courier New" w:hAnsi="Courier New"/>
-                <w:sz w:val="18"/>
-              </w:rPr>
-              <w:t>高</w:t>
-            </w:r>
-            <w:r>
-              <w:rPr>
-                <w:rFonts w:ascii="Courier New" w:hAnsi="Courier New"/>
-                <w:sz w:val="18"/>
-              </w:rPr>
-              <w:t>", ...)</w:t>
-            </w:r>
-          </w:p>
-          <w:p>
-            <w:r>
-              <w:rPr>
-                <w:rFonts w:ascii="Courier New" w:hAnsi="Courier New"/>
-                <w:sz w:val="18"/>
-              </w:rPr>
-              <w:t xml:space="preserve">   - </w:t>
-            </w:r>
-            <w:r>
-              <w:rPr>
-                <w:rFonts w:ascii="Courier New" w:hAnsi="Courier New"/>
-                <w:sz w:val="18"/>
-              </w:rPr>
-              <w:t>在</w:t>
-            </w:r>
-            <w:r>
-              <w:rPr>
-                <w:rFonts w:ascii="Courier New" w:hAnsi="Courier New"/>
-                <w:sz w:val="18"/>
-              </w:rPr>
-              <w:t xml:space="preserve"> RECOMMENDATIONS </w:t>
-            </w:r>
-            <w:r>
-              <w:rPr>
-                <w:rFonts w:ascii="Courier New" w:hAnsi="Courier New"/>
-                <w:sz w:val="18"/>
-              </w:rPr>
-              <w:t>加入對應建議清單</w:t>
-            </w:r>
-          </w:p>
-          <w:p>
-            <w:r>
-              <w:rPr>
-                <w:sz w:val="20"/>
-              </w:rPr>
-              <w:t>② checker.py</w:t>
-            </w:r>
-          </w:p>
-          <w:p>
-            <w:r>
-              <w:rPr>
-                <w:rFonts w:ascii="Courier New" w:hAnsi="Courier New"/>
-                <w:sz w:val="18"/>
-              </w:rPr>
-              <w:t xml:space="preserve">   - </w:t>
-            </w:r>
-            <w:r>
-              <w:rPr>
-                <w:rFonts w:ascii="Courier New" w:hAnsi="Courier New"/>
-                <w:sz w:val="18"/>
-              </w:rPr>
-              <w:t>新增</w:t>
-            </w:r>
-            <w:r>
-              <w:rPr>
-                <w:rFonts w:ascii="Courier New" w:hAnsi="Courier New"/>
-                <w:sz w:val="18"/>
-              </w:rPr>
-              <w:t xml:space="preserve"> check_p22(root) </w:t>
-            </w:r>
-            <w:r>
-              <w:rPr>
-                <w:rFonts w:ascii="Courier New" w:hAnsi="Courier New"/>
-                <w:sz w:val="18"/>
-              </w:rPr>
-              <w:t>函式，回傳</w:t>
-            </w:r>
-            <w:r>
-              <w:rPr>
-                <w:rFonts w:ascii="Courier New" w:hAnsi="Courier New"/>
-                <w:sz w:val="18"/>
-              </w:rPr>
-              <w:t xml:space="preserve"> PrincipleResult</w:t>
-            </w:r>
-          </w:p>
-          <w:p>
-            <w:r>
-              <w:rPr>
-                <w:rFonts w:ascii="Courier New" w:hAnsi="Courier New"/>
-                <w:sz w:val="18"/>
-              </w:rPr>
-              <w:t xml:space="preserve">   - </w:t>
-            </w:r>
-            <w:r>
-              <w:rPr>
-                <w:rFonts w:ascii="Courier New" w:hAnsi="Courier New"/>
-                <w:sz w:val="18"/>
-              </w:rPr>
-              <w:t>在</w:t>
-            </w:r>
-            <w:r>
-              <w:rPr>
-                <w:rFonts w:ascii="Courier New" w:hAnsi="Courier New"/>
-                <w:sz w:val="18"/>
-              </w:rPr>
-              <w:t xml:space="preserve"> CHECKERS </w:t>
-            </w:r>
-            <w:r>
-              <w:rPr>
-                <w:rFonts w:ascii="Courier New" w:hAnsi="Courier New"/>
-                <w:sz w:val="18"/>
-              </w:rPr>
-              <w:t>清單末尾加入</w:t>
-            </w:r>
-            <w:r>
-              <w:rPr>
-                <w:rFonts w:ascii="Courier New" w:hAnsi="Courier New"/>
-                <w:sz w:val="18"/>
-              </w:rPr>
-              <w:t xml:space="preserve"> check_p22</w:t>
-            </w:r>
-          </w:p>
-          <w:p>
-            <w:r>
-              <w:rPr>
-                <w:sz w:val="20"/>
-              </w:rPr>
-              <w:t>驗證：</w:t>
-            </w:r>
-            <w:r>
-              <w:rPr>
-                <w:sz w:val="20"/>
-              </w:rPr>
-              <w:t>python checker.py D:\project\water</w:t>
-            </w:r>
-          </w:p>
-        </w:tc>
-      </w:tr>
-    </w:tbl>
-    <w:p/>
-    <w:tbl>
-      <w:tblPr>
-        <w:tblStyle w:val="aff2"/>
-        <w:tblW w:w="0" w:type="auto"/>
-        <w:tblLook w:val="04A0" w:firstRow="1" w:lastRow="0" w:firstColumn="1" w:lastColumn="0" w:noHBand="0" w:noVBand="1"/>
-      </w:tblPr>
-      <w:tblGrid>
-        <w:gridCol w:w="9354"/>
-      </w:tblGrid>
-      <w:tr>
-        <w:tc>
-          <w:tcPr>
-            <w:tcW w:w="9354" w:type="dxa"/>
-            <w:shd w:val="clear" w:color="auto" w:fill="1F497D"/>
-            <w:vAlign w:val="center"/>
-          </w:tcPr>
-          <w:p>
-            <w:r>
-              <w:rPr>
-                <w:b/>
-                <w:color w:val="FFFFFF"/>
-                <w:sz w:val="20"/>
-              </w:rPr>
-              <w:t>Q7</w:t>
-            </w:r>
-            <w:r>
-              <w:rPr>
-                <w:b/>
-                <w:color w:val="FFFFFF"/>
-                <w:sz w:val="20"/>
-              </w:rPr>
-              <w:t>：可以在</w:t>
-            </w:r>
-            <w:r>
-              <w:rPr>
-                <w:b/>
-                <w:color w:val="FFFFFF"/>
-                <w:sz w:val="20"/>
-              </w:rPr>
-              <w:t xml:space="preserve"> Linux </w:t>
-            </w:r>
-            <w:r>
-              <w:rPr>
-                <w:b/>
-                <w:color w:val="FFFFFF"/>
-                <w:sz w:val="20"/>
-              </w:rPr>
-              <w:t>或</w:t>
-            </w:r>
-            <w:r>
-              <w:rPr>
-                <w:b/>
-                <w:color w:val="FFFFFF"/>
-                <w:sz w:val="20"/>
-              </w:rPr>
-              <w:t xml:space="preserve"> Mac </w:t>
-            </w:r>
-            <w:r>
-              <w:rPr>
-                <w:b/>
-                <w:color w:val="FFFFFF"/>
-                <w:sz w:val="20"/>
-              </w:rPr>
-              <w:t>上執行嗎？</w:t>
-            </w:r>
-          </w:p>
-        </w:tc>
-      </w:tr>
-      <w:tr>
-        <w:tc>
-          <w:tcPr>
-            <w:tcW w:w="9354" w:type="dxa"/>
-          </w:tcPr>
-          <w:p>
-            <w:r>
-              <w:rPr>
-                <w:sz w:val="20"/>
-              </w:rPr>
+            <w:r>
+              <w:rPr>
+                <w:sz w:val="20"/>
+              </w:rPr>
+              <w:lastRenderedPageBreak/>
               <w:t>可以。除了</w:t>
             </w:r>
             <w:r>
               <w:rPr>
                 <w:sz w:val="20"/>
               </w:rPr>
-              <w:t xml:space="preserve"> </w:t>
-            </w:r>
-            <w:r>
-              <w:rPr>
-                <w:sz w:val="20"/>
-              </w:rPr>
-              <w:t>setup_scheduler.ps1</w:t>
+              <w:t xml:space="preserve"> setup_scheduler.ps1</w:t>
             </w:r>
             <w:r>
               <w:rPr>
@@ -12649,7 +15367,6 @@
               <w:rPr>
                 <w:sz w:val="20"/>
               </w:rPr>
-              <w:lastRenderedPageBreak/>
               <w:t xml:space="preserve">Linux/Mac </w:t>
             </w:r>
             <w:r>
@@ -12903,7 +15620,14 @@
                 <w:color w:val="000000"/>
                 <w:sz w:val="20"/>
               </w:rPr>
-              <w:t xml:space="preserve">Windows Task Scheduler </w:t>
+              <w:t xml:space="preserve">Windows Task </w:t>
+            </w:r>
+            <w:r>
+              <w:rPr>
+                <w:color w:val="000000"/>
+                <w:sz w:val="20"/>
+              </w:rPr>
+              <w:t xml:space="preserve">Scheduler </w:t>
             </w:r>
             <w:r>
               <w:rPr>
@@ -13015,7 +15739,6 @@
         <w:tc>
           <w:tcPr>
             <w:tcW w:w="1134" w:type="dxa"/>
-            <w:shd w:val="clear" w:color="auto" w:fill="00B0F0"/>
             <w:vAlign w:val="center"/>
           </w:tcPr>
           <w:p>
@@ -13025,7 +15748,7 @@
             <w:r>
               <w:rPr>
                 <w:b/>
-                <w:color w:val="FFFFFF"/>
+                <w:color w:val="000000"/>
                 <w:sz w:val="20"/>
               </w:rPr>
               <w:t>1.0.2</w:t>
@@ -13035,7 +15758,6 @@
         <w:tc>
           <w:tcPr>
             <w:tcW w:w="1701" w:type="dxa"/>
-            <w:shd w:val="clear" w:color="auto" w:fill="00B0F0"/>
             <w:vAlign w:val="center"/>
           </w:tcPr>
           <w:p>
@@ -13044,7 +15766,7 @@
             </w:pPr>
             <w:r>
               <w:rPr>
-                <w:color w:val="FFFFFF"/>
+                <w:color w:val="000000"/>
                 <w:sz w:val="20"/>
               </w:rPr>
               <w:t>2026-05-18</w:t>
@@ -13054,14 +15776,13 @@
         <w:tc>
           <w:tcPr>
             <w:tcW w:w="2835" w:type="dxa"/>
-            <w:shd w:val="clear" w:color="auto" w:fill="00B0F0"/>
             <w:vAlign w:val="center"/>
           </w:tcPr>
           <w:p>
             <w:r>
               <w:rPr>
                 <w:b/>
-                <w:color w:val="FFFFFF"/>
+                <w:color w:val="000000"/>
                 <w:sz w:val="20"/>
               </w:rPr>
               <w:t>架構重構：</w:t>
@@ -13069,7 +15790,7 @@
             <w:r>
               <w:rPr>
                 <w:b/>
-                <w:color w:val="FFFFFF"/>
+                <w:color w:val="000000"/>
                 <w:sz w:val="20"/>
               </w:rPr>
               <w:t>principles_config.py</w:t>
@@ -13079,83 +15800,82 @@
         <w:tc>
           <w:tcPr>
             <w:tcW w:w="3969" w:type="dxa"/>
-            <w:shd w:val="clear" w:color="auto" w:fill="00B0F0"/>
-            <w:vAlign w:val="center"/>
-          </w:tcPr>
-          <w:p>
-            <w:r>
-              <w:rPr>
-                <w:color w:val="FFFFFF"/>
+            <w:vAlign w:val="center"/>
+          </w:tcPr>
+          <w:p>
+            <w:r>
+              <w:rPr>
+                <w:color w:val="000000"/>
                 <w:sz w:val="20"/>
               </w:rPr>
               <w:t>新增</w:t>
             </w:r>
             <w:r>
               <w:rPr>
-                <w:color w:val="FFFFFF"/>
+                <w:color w:val="000000"/>
                 <w:sz w:val="20"/>
               </w:rPr>
               <w:t xml:space="preserve"> principles_config.py </w:t>
             </w:r>
             <w:r>
               <w:rPr>
-                <w:color w:val="FFFFFF"/>
+                <w:color w:val="000000"/>
                 <w:sz w:val="20"/>
               </w:rPr>
               <w:t>作為原則定義的唯一真相來源；</w:t>
             </w:r>
             <w:r>
               <w:rPr>
-                <w:color w:val="FFFFFF"/>
+                <w:color w:val="000000"/>
                 <w:sz w:val="20"/>
               </w:rPr>
               <w:t xml:space="preserve">checker.py </w:t>
             </w:r>
             <w:r>
               <w:rPr>
-                <w:color w:val="FFFFFF"/>
+                <w:color w:val="000000"/>
                 <w:sz w:val="20"/>
               </w:rPr>
               <w:t>與</w:t>
             </w:r>
             <w:r>
               <w:rPr>
-                <w:color w:val="FFFFFF"/>
+                <w:color w:val="000000"/>
                 <w:sz w:val="20"/>
               </w:rPr>
               <w:t xml:space="preserve"> report_builder.py </w:t>
             </w:r>
             <w:r>
               <w:rPr>
-                <w:color w:val="FFFFFF"/>
+                <w:color w:val="000000"/>
                 <w:sz w:val="20"/>
               </w:rPr>
               <w:t>改從此檔匯入準則</w:t>
             </w:r>
             <w:r>
               <w:rPr>
-                <w:color w:val="FFFFFF"/>
+                <w:color w:val="000000"/>
                 <w:sz w:val="20"/>
               </w:rPr>
               <w:t xml:space="preserve"> metadata </w:t>
             </w:r>
             <w:r>
               <w:rPr>
-                <w:color w:val="FFFFFF"/>
+                <w:color w:val="000000"/>
                 <w:sz w:val="20"/>
               </w:rPr>
               <w:t>與改善建議；新增使用者指南</w:t>
             </w:r>
             <w:r>
               <w:rPr>
-                <w:color w:val="FFFFFF"/>
+                <w:color w:val="000000"/>
                 <w:sz w:val="20"/>
               </w:rPr>
               <w:t xml:space="preserve"> 5.7 </w:t>
             </w:r>
             <w:r>
               <w:rPr>
-                <w:color w:val="FFFFFF"/>
+                <w:color w:val="000000"/>
                 <w:sz w:val="20"/>
               </w:rPr>
               <w:t>維護指引章節</w:t>
@@ -13167,7 +15887,7 @@
         <w:tc>
           <w:tcPr>
             <w:tcW w:w="1134" w:type="dxa"/>
-            <w:shd w:val="clear" w:color="auto" w:fill="F2F2F2"/>
+            <w:shd w:val="clear" w:color="auto" w:fill="00B0F0"/>
             <w:vAlign w:val="center"/>
           </w:tcPr>
           <w:p>
@@ -13177,17 +15897,17 @@
             <w:r>
               <w:rPr>
                 <w:b/>
-                <w:color w:val="000000"/>
-                <w:sz w:val="20"/>
-              </w:rPr>
-              <w:t>（計劃）</w:t>
+                <w:color w:val="FFFFFF"/>
+                <w:sz w:val="20"/>
+              </w:rPr>
+              <w:t>1.0.3</w:t>
             </w:r>
           </w:p>
         </w:tc>
         <w:tc>
           <w:tcPr>
             <w:tcW w:w="1701" w:type="dxa"/>
-            <w:shd w:val="clear" w:color="auto" w:fill="F2F2F2"/>
+            <w:shd w:val="clear" w:color="auto" w:fill="00B0F0"/>
             <w:vAlign w:val="center"/>
           </w:tcPr>
           <w:p>
@@ -13196,6 +15916,164 @@
             </w:pPr>
             <w:r>
               <w:rPr>
+                <w:color w:val="FFFFFF"/>
+                <w:sz w:val="20"/>
+              </w:rPr>
+              <w:t>2026-05-18</w:t>
+            </w:r>
+          </w:p>
+        </w:tc>
+        <w:tc>
+          <w:tcPr>
+            <w:tcW w:w="2835" w:type="dxa"/>
+            <w:shd w:val="clear" w:color="auto" w:fill="00B0F0"/>
+            <w:vAlign w:val="center"/>
+          </w:tcPr>
+          <w:p>
+            <w:r>
+              <w:rPr>
+                <w:b/>
+                <w:color w:val="FFFFFF"/>
+                <w:sz w:val="20"/>
+              </w:rPr>
+              <w:t>合規分數計算修正</w:t>
+            </w:r>
+          </w:p>
+        </w:tc>
+        <w:tc>
+          <w:tcPr>
+            <w:tcW w:w="3969" w:type="dxa"/>
+            <w:shd w:val="clear" w:color="auto" w:fill="00B0F0"/>
+            <w:vAlign w:val="center"/>
+          </w:tcPr>
+          <w:p>
+            <w:pPr>
+              <w:rPr>
+                <w:lang w:eastAsia="zh-TW"/>
+              </w:rPr>
+            </w:pPr>
+            <w:r>
+              <w:rPr>
+                <w:color w:val="FFFFFF"/>
+                <w:sz w:val="20"/>
+                <w:lang w:eastAsia="zh-TW"/>
+              </w:rPr>
+              <w:t>分數改採嚴重度扣分制（</w:t>
+            </w:r>
+            <w:r>
+              <w:rPr>
+                <w:color w:val="FFFFFF"/>
+                <w:sz w:val="20"/>
+                <w:lang w:eastAsia="zh-TW"/>
+              </w:rPr>
+              <w:t>(</w:t>
+            </w:r>
+            <w:r>
+              <w:rPr>
+                <w:color w:val="FFFFFF"/>
+                <w:sz w:val="20"/>
+                <w:lang w:eastAsia="zh-TW"/>
+              </w:rPr>
+              <w:t>規則</w:t>
+            </w:r>
+            <w:r>
+              <w:rPr>
+                <w:color w:val="FFFFFF"/>
+                <w:sz w:val="20"/>
+                <w:lang w:eastAsia="zh-TW"/>
+              </w:rPr>
+              <w:t>+</w:t>
+            </w:r>
+            <w:r>
+              <w:rPr>
+                <w:color w:val="FFFFFF"/>
+                <w:sz w:val="20"/>
+                <w:lang w:eastAsia="zh-TW"/>
+              </w:rPr>
+              <w:t>檔案</w:t>
+            </w:r>
+            <w:r>
+              <w:rPr>
+                <w:color w:val="FFFFFF"/>
+                <w:sz w:val="20"/>
+                <w:lang w:eastAsia="zh-TW"/>
+              </w:rPr>
+              <w:t xml:space="preserve">) </w:t>
+            </w:r>
+            <w:r>
+              <w:rPr>
+                <w:color w:val="FFFFFF"/>
+                <w:sz w:val="20"/>
+                <w:lang w:eastAsia="zh-TW"/>
+              </w:rPr>
+              <w:t>去重）；修正原「行數百分比」永遠</w:t>
+            </w:r>
+            <w:r>
+              <w:rPr>
+                <w:color w:val="FFFFFF"/>
+                <w:sz w:val="20"/>
+                <w:lang w:eastAsia="zh-TW"/>
+              </w:rPr>
+              <w:t xml:space="preserve"> 100% </w:t>
+            </w:r>
+            <w:r>
+              <w:rPr>
+                <w:color w:val="FFFFFF"/>
+                <w:sz w:val="20"/>
+                <w:lang w:eastAsia="zh-TW"/>
+              </w:rPr>
+              <w:t>的問題；新增使用者指南</w:t>
+            </w:r>
+            <w:r>
+              <w:rPr>
+                <w:color w:val="FFFFFF"/>
+                <w:sz w:val="20"/>
+                <w:lang w:eastAsia="zh-TW"/>
+              </w:rPr>
+              <w:t xml:space="preserve"> 5.8 </w:t>
+            </w:r>
+            <w:r>
+              <w:rPr>
+                <w:color w:val="FFFFFF"/>
+                <w:sz w:val="20"/>
+                <w:lang w:eastAsia="zh-TW"/>
+              </w:rPr>
+              <w:t>分數計算說明章節</w:t>
+            </w:r>
+          </w:p>
+        </w:tc>
+      </w:tr>
+      <w:tr>
+        <w:tc>
+          <w:tcPr>
+            <w:tcW w:w="1134" w:type="dxa"/>
+            <w:vAlign w:val="center"/>
+          </w:tcPr>
+          <w:p>
+            <w:pPr>
+              <w:jc w:val="center"/>
+            </w:pPr>
+            <w:r>
+              <w:rPr>
+                <w:b/>
+                <w:color w:val="000000"/>
+                <w:sz w:val="20"/>
+              </w:rPr>
+              <w:t>（計劃）</w:t>
+            </w:r>
+          </w:p>
+        </w:tc>
+        <w:tc>
+          <w:tcPr>
+            <w:tcW w:w="1701" w:type="dxa"/>
+            <w:vAlign w:val="center"/>
+          </w:tcPr>
+          <w:p>
+            <w:pPr>
+              <w:jc w:val="center"/>
+            </w:pPr>
+            <w:r>
+              <w:rPr>
                 <w:color w:val="000000"/>
                 <w:sz w:val="20"/>
               </w:rPr>
@@ -13206,7 +16084,6 @@
         <w:tc>
           <w:tcPr>
             <w:tcW w:w="2835" w:type="dxa"/>
-            <w:shd w:val="clear" w:color="auto" w:fill="F2F2F2"/>
             <w:vAlign w:val="center"/>
           </w:tcPr>
           <w:p>
@@ -13223,7 +16100,6 @@
         <w:tc>
           <w:tcPr>
             <w:tcW w:w="3969" w:type="dxa"/>
-            <w:shd w:val="clear" w:color="auto" w:fill="F2F2F2"/>
             <w:vAlign w:val="center"/>
           </w:tcPr>
           <w:p>
@@ -13239,14 +16115,7 @@
                 <w:color w:val="000000"/>
                 <w:sz w:val="20"/>
               </w:rPr>
-              <w:t xml:space="preserve"> XML / </w:t>
-            </w:r>
-            <w:r>
-              <w:rPr>
-                <w:color w:val="000000"/>
-                <w:sz w:val="20"/>
-              </w:rPr>
-              <w:t xml:space="preserve">Groovy / Kotlin </w:t>
+              <w:t xml:space="preserve"> XML / Groovy / Kotlin </w:t>
             </w:r>
             <w:r>
               <w:rPr>
@@ -13324,7 +16193,7 @@
           <w:color w:val="707070"/>
           <w:sz w:val="18"/>
         </w:rPr>
-        <w:t xml:space="preserve"> 1.0.2  ·  </w:t>
+        <w:t xml:space="preserve"> 1.0.3  ·  </w:t>
       </w:r>
       <w:r>
         <w:rPr>
@@ -13340,7 +16209,7 @@
           <w:color w:val="707070"/>
           <w:sz w:val="18"/>
         </w:rPr>
-        <w:t>2026-05-18 14:21</w:t>
+        <w:t>2026-05-18 14:43</w:t>
       </w:r>
     </w:p>
     <w:sectPr>
@@ -13566,7 +16435,7 @@
         <w:color w:val="707070"/>
         <w:sz w:val="18"/>
       </w:rPr>
-      <w:t xml:space="preserve">  ·  v1.0.2  ·  2026-05-18 14:21</w:t>
+      <w:t xml:space="preserve">  ·  v1.0.3  ·  2026-05-18 14:43</w:t>
     </w:r>
   </w:p>
 </w:hdr>
